--- a/test-report/ValidationReport.docx
+++ b/test-report/ValidationReport.docx
@@ -94,25 +94,7 @@
             <w:sz w:val="22"/>
             <w:szCs w:val="22"/>
           </w:rPr>
-          <w:t>https://github.com/dotnet/aspnetcore/issue</w:t>
-        </w:r>
-        <w:r>
-          <w:rPr>
-            <w:rStyle w:val="Hyperlink"/>
-            <w:rFonts w:ascii="Segoe UI" w:hAnsi="Segoe UI" w:cs="Segoe UI"/>
-            <w:sz w:val="22"/>
-            <w:szCs w:val="22"/>
-          </w:rPr>
-          <w:t>s</w:t>
-        </w:r>
-        <w:r>
-          <w:rPr>
-            <w:rStyle w:val="Hyperlink"/>
-            <w:rFonts w:ascii="Segoe UI" w:hAnsi="Segoe UI" w:cs="Segoe UI"/>
-            <w:sz w:val="22"/>
-            <w:szCs w:val="22"/>
-          </w:rPr>
-          <w:t>/69131</w:t>
+          <w:t>https://github.com/dotnet/aspnetcore/issues/69131</w:t>
         </w:r>
       </w:hyperlink>
     </w:p>
@@ -140,25 +122,7 @@
             <w:sz w:val="22"/>
             <w:szCs w:val="22"/>
           </w:rPr>
-          <w:t>validation-69131-vir</w:t>
-        </w:r>
-        <w:r>
-          <w:rPr>
-            <w:rStyle w:val="Hyperlink"/>
-            <w:rFonts w:ascii="Segoe UI" w:hAnsi="Segoe UI" w:cs="Segoe UI"/>
-            <w:sz w:val="22"/>
-            <w:szCs w:val="22"/>
-          </w:rPr>
-          <w:t>t</w:t>
-        </w:r>
-        <w:r>
-          <w:rPr>
-            <w:rStyle w:val="Hyperlink"/>
-            <w:rFonts w:ascii="Segoe UI" w:hAnsi="Segoe UI" w:cs="Segoe UI"/>
-            <w:sz w:val="22"/>
-            <w:szCs w:val="22"/>
-          </w:rPr>
-          <w:t>ualized-quickgrid</w:t>
+          <w:t>validation-69131-virtualized-quickgrid</w:t>
         </w:r>
       </w:hyperlink>
     </w:p>
@@ -436,6 +400,79 @@
           <w:szCs w:val="26"/>
           <w:u w:val="single"/>
         </w:rPr>
+        <w:t>Validation Approach</w:t>
+      </w:r>
+    </w:p>
+    <w:p>
+      <w:pPr>
+        <w:rPr>
+          <w:rFonts w:ascii="Segoe UI" w:hAnsi="Segoe UI" w:cs="Segoe UI"/>
+          <w:sz w:val="22"/>
+          <w:szCs w:val="22"/>
+        </w:rPr>
+      </w:pPr>
+      <w:r>
+        <w:rPr>
+          <w:rFonts w:ascii="Segoe UI" w:hAnsi="Segoe UI" w:cs="Segoe UI"/>
+          <w:sz w:val="22"/>
+          <w:szCs w:val="22"/>
+        </w:rPr>
+        <w:t>This sample is a manual validation harness. Status messages confirm that actions completed but are not automated assertions. Test results were determined manually from numeric viewport measurements, rendered output, provider request logs, browser and host logs, and screen recordings.</w:t>
+      </w:r>
+    </w:p>
+    <w:p>
+      <w:pPr>
+        <w:rPr>
+          <w:rFonts w:ascii="Segoe UI" w:hAnsi="Segoe UI" w:cs="Segoe UI"/>
+          <w:sz w:val="22"/>
+          <w:szCs w:val="22"/>
+        </w:rPr>
+      </w:pPr>
+      <w:r>
+        <w:rPr>
+          <w:rFonts w:ascii="Segoe UI" w:hAnsi="Segoe UI" w:cs="Segoe UI"/>
+          <w:sz w:val="22"/>
+          <w:szCs w:val="22"/>
+        </w:rPr>
+        <w:t>----------------------------------------------------------------------------------------------------------</w:t>
+      </w:r>
+    </w:p>
+    <w:p>
+      <w:pPr>
+        <w:rPr>
+          <w:rFonts w:ascii="Segoe UI" w:hAnsi="Segoe UI" w:cs="Segoe UI"/>
+          <w:sz w:val="22"/>
+          <w:szCs w:val="22"/>
+        </w:rPr>
+      </w:pPr>
+      <w:r>
+        <w:rPr>
+          <w:rFonts w:ascii="Segoe UI" w:hAnsi="Segoe UI" w:cs="Segoe UI"/>
+          <w:sz w:val="22"/>
+          <w:szCs w:val="22"/>
+        </w:rPr>
+        <w:br w:type="page"/>
+      </w:r>
+    </w:p>
+    <w:p>
+      <w:pPr>
+        <w:rPr>
+          <w:rFonts w:ascii="Segoe UI" w:hAnsi="Segoe UI" w:cs="Segoe UI"/>
+          <w:sz w:val="22"/>
+          <w:szCs w:val="22"/>
+          <w:u w:val="single"/>
+        </w:rPr>
+      </w:pPr>
+      <w:r>
+        <w:rPr>
+          <w:rFonts w:ascii="Segoe UI" w:hAnsi="Segoe UI" w:cs="Segoe UI"/>
+          <w:b/>
+          <w:bCs/>
+          <w:sz w:val="26"/>
+          <w:szCs w:val="26"/>
+          <w:u w:val="single"/>
+        </w:rPr>
+        <w:lastRenderedPageBreak/>
         <w:t>T</w:t>
       </w:r>
       <w:r>
@@ -507,7 +544,6 @@
               </w:rPr>
             </w:pPr>
             <w:proofErr w:type="spellStart"/>
-            <w:proofErr w:type="gramStart"/>
             <w:r>
               <w:rPr>
                 <w:rFonts w:ascii="Segoe UI" w:hAnsi="Segoe UI" w:cs="Segoe UI"/>
@@ -533,7 +569,6 @@
               <w:t>No</w:t>
             </w:r>
             <w:proofErr w:type="spellEnd"/>
-            <w:proofErr w:type="gramEnd"/>
           </w:p>
         </w:tc>
         <w:tc>
@@ -832,16 +867,7 @@
                 <w:sz w:val="22"/>
                 <w:szCs w:val="22"/>
               </w:rPr>
-              <w:t xml:space="preserve">Validate the ASP0030 experimental API diagnostic </w:t>
-            </w:r>
-            <w:r>
-              <w:rPr>
-                <w:rFonts w:ascii="Segoe UI" w:hAnsi="Segoe UI" w:cs="Segoe UI"/>
-                <w:sz w:val="22"/>
-                <w:szCs w:val="22"/>
-              </w:rPr>
-              <w:lastRenderedPageBreak/>
-              <w:t>for </w:t>
+              <w:t>Validate the ASP0030 experimental API diagnostic for </w:t>
             </w:r>
             <w:proofErr w:type="spellStart"/>
             <w:r>
@@ -893,7 +919,6 @@
                 <w:sz w:val="22"/>
                 <w:szCs w:val="22"/>
               </w:rPr>
-              <w:lastRenderedPageBreak/>
               <w:t>Works Properly</w:t>
             </w:r>
           </w:p>
@@ -968,16 +993,7 @@
                 <w:sz w:val="22"/>
                 <w:szCs w:val="22"/>
               </w:rPr>
-              <w:t xml:space="preserve"> experimental API diagnostic. The </w:t>
-            </w:r>
-            <w:r>
-              <w:rPr>
-                <w:rFonts w:ascii="Segoe UI" w:hAnsi="Segoe UI" w:cs="Segoe UI"/>
-                <w:sz w:val="22"/>
-                <w:szCs w:val="22"/>
-              </w:rPr>
-              <w:lastRenderedPageBreak/>
-              <w:t xml:space="preserve">diagnostic provided </w:t>
+              <w:t xml:space="preserve"> experimental API diagnostic. The diagnostic provided </w:t>
             </w:r>
             <w:hyperlink r:id="rId8" w:history="1">
               <w:r>
@@ -1024,25 +1040,7 @@
                 <w:sz w:val="22"/>
                 <w:szCs w:val="22"/>
               </w:rPr>
-              <w:t xml:space="preserve">`, the solution </w:t>
-            </w:r>
-            <w:proofErr w:type="gramStart"/>
-            <w:r>
-              <w:rPr>
-                <w:rFonts w:ascii="Segoe UI" w:hAnsi="Segoe UI" w:cs="Segoe UI"/>
-                <w:sz w:val="22"/>
-                <w:szCs w:val="22"/>
-              </w:rPr>
-              <w:t>built</w:t>
-            </w:r>
-            <w:proofErr w:type="gramEnd"/>
-            <w:r>
-              <w:rPr>
-                <w:rFonts w:ascii="Segoe UI" w:hAnsi="Segoe UI" w:cs="Segoe UI"/>
-                <w:sz w:val="22"/>
-                <w:szCs w:val="22"/>
-              </w:rPr>
-              <w:t xml:space="preserve"> successfully.</w:t>
+              <w:t>`, the solution built successfully.</w:t>
             </w:r>
           </w:p>
         </w:tc>
@@ -1066,7 +1064,6 @@
                 <w:sz w:val="22"/>
                 <w:szCs w:val="22"/>
               </w:rPr>
-              <w:lastRenderedPageBreak/>
               <w:t>build-before-asp0030-opt-in.txt,</w:t>
             </w:r>
           </w:p>
@@ -1305,7 +1302,42 @@
                 <w:sz w:val="22"/>
                 <w:szCs w:val="22"/>
               </w:rPr>
-              <w:t>auto-first-renderer.png, auto-revisit-renderer.png</w:t>
+              <w:t>auto-server-first-renderer</w:t>
+            </w:r>
+            <w:r>
+              <w:rPr>
+                <w:rFonts w:ascii="Segoe UI" w:hAnsi="Segoe UI" w:cs="Segoe UI"/>
+                <w:sz w:val="22"/>
+                <w:szCs w:val="22"/>
+              </w:rPr>
+              <w:t>.png,</w:t>
+            </w:r>
+          </w:p>
+          <w:p>
+            <w:pPr>
+              <w:spacing w:line="276" w:lineRule="auto"/>
+              <w:cnfStyle w:val="000000100000" w:firstRow="0" w:lastRow="0" w:firstColumn="0" w:lastColumn="0" w:oddVBand="0" w:evenVBand="0" w:oddHBand="1" w:evenHBand="0" w:firstRowFirstColumn="0" w:firstRowLastColumn="0" w:lastRowFirstColumn="0" w:lastRowLastColumn="0"/>
+              <w:rPr>
+                <w:rFonts w:ascii="Segoe UI" w:hAnsi="Segoe UI" w:cs="Segoe UI"/>
+                <w:sz w:val="22"/>
+                <w:szCs w:val="22"/>
+              </w:rPr>
+            </w:pPr>
+            <w:r>
+              <w:rPr>
+                <w:rFonts w:ascii="Segoe UI" w:hAnsi="Segoe UI" w:cs="Segoe UI"/>
+                <w:sz w:val="22"/>
+                <w:szCs w:val="22"/>
+              </w:rPr>
+              <w:t>auto-wasm-revisit-renderer</w:t>
+            </w:r>
+            <w:r>
+              <w:rPr>
+                <w:rFonts w:ascii="Segoe UI" w:hAnsi="Segoe UI" w:cs="Segoe UI"/>
+                <w:sz w:val="22"/>
+                <w:szCs w:val="22"/>
+              </w:rPr>
+              <w:t>.png</w:t>
             </w:r>
           </w:p>
           <w:p>
@@ -1436,7 +1468,16 @@
                 <w:sz w:val="22"/>
                 <w:szCs w:val="22"/>
               </w:rPr>
-              <w:t>, and Interactive Auto. Negative and past-end values were clamped to a valid range in all three render modes.</w:t>
+              <w:t xml:space="preserve">, and </w:t>
+            </w:r>
+            <w:r>
+              <w:rPr>
+                <w:rFonts w:ascii="Segoe UI" w:hAnsi="Segoe UI" w:cs="Segoe UI"/>
+                <w:sz w:val="22"/>
+                <w:szCs w:val="22"/>
+              </w:rPr>
+              <w:lastRenderedPageBreak/>
+              <w:t>Interactive Auto. Negative and past-end values were clamped to a valid range in all three render modes.</w:t>
             </w:r>
           </w:p>
         </w:tc>
@@ -1460,6 +1501,7 @@
                 <w:sz w:val="22"/>
                 <w:szCs w:val="22"/>
               </w:rPr>
+              <w:lastRenderedPageBreak/>
               <w:t>server-initial-zero.png</w:t>
             </w:r>
             <w:r>
@@ -1568,8 +1610,17 @@
                 <w:sz w:val="22"/>
                 <w:szCs w:val="22"/>
               </w:rPr>
+              <w:lastRenderedPageBreak/>
               <w:t>server-initial-middle-provider-log</w:t>
             </w:r>
+            <w:r>
+              <w:rPr>
+                <w:rFonts w:ascii="Segoe UI" w:hAnsi="Segoe UI" w:cs="Segoe UI"/>
+                <w:sz w:val="22"/>
+                <w:szCs w:val="22"/>
+              </w:rPr>
+              <w:t>.png</w:t>
+            </w:r>
           </w:p>
           <w:p>
             <w:pPr>
@@ -1744,7 +1795,31 @@
                 <w:sz w:val="22"/>
                 <w:szCs w:val="22"/>
               </w:rPr>
-              <w:t>auto-initial-zero.png</w:t>
+              <w:t>a</w:t>
+            </w:r>
+            <w:r>
+              <w:rPr>
+                <w:rFonts w:ascii="Segoe UI" w:hAnsi="Segoe UI" w:cs="Segoe UI"/>
+                <w:sz w:val="22"/>
+                <w:szCs w:val="22"/>
+              </w:rPr>
+              <w:t>uto</w:t>
+            </w:r>
+            <w:r>
+              <w:rPr>
+                <w:rFonts w:ascii="Segoe UI" w:hAnsi="Segoe UI" w:cs="Segoe UI"/>
+                <w:sz w:val="22"/>
+                <w:szCs w:val="22"/>
+              </w:rPr>
+              <w:t>-server</w:t>
+            </w:r>
+            <w:r>
+              <w:rPr>
+                <w:rFonts w:ascii="Segoe UI" w:hAnsi="Segoe UI" w:cs="Segoe UI"/>
+                <w:sz w:val="22"/>
+                <w:szCs w:val="22"/>
+              </w:rPr>
+              <w:t>-initial-zero.png</w:t>
             </w:r>
             <w:r>
               <w:rPr>
@@ -1771,7 +1846,23 @@
                 <w:sz w:val="22"/>
                 <w:szCs w:val="22"/>
               </w:rPr>
-              <w:t>auto-initial-middle.png</w:t>
+              <w:t>auto</w:t>
+            </w:r>
+            <w:r>
+              <w:rPr>
+                <w:rFonts w:ascii="Segoe UI" w:hAnsi="Segoe UI" w:cs="Segoe UI"/>
+                <w:sz w:val="22"/>
+                <w:szCs w:val="22"/>
+              </w:rPr>
+              <w:t>-server</w:t>
+            </w:r>
+            <w:r>
+              <w:rPr>
+                <w:rFonts w:ascii="Segoe UI" w:hAnsi="Segoe UI" w:cs="Segoe UI"/>
+                <w:sz w:val="22"/>
+                <w:szCs w:val="22"/>
+              </w:rPr>
+              <w:t>-initial-middle.png</w:t>
             </w:r>
             <w:r>
               <w:rPr>
@@ -1798,8 +1889,23 @@
                 <w:sz w:val="22"/>
                 <w:szCs w:val="22"/>
               </w:rPr>
-              <w:lastRenderedPageBreak/>
-              <w:t>auto-initial-past-end.png</w:t>
+              <w:t>auto</w:t>
+            </w:r>
+            <w:r>
+              <w:rPr>
+                <w:rFonts w:ascii="Segoe UI" w:hAnsi="Segoe UI" w:cs="Segoe UI"/>
+                <w:sz w:val="22"/>
+                <w:szCs w:val="22"/>
+              </w:rPr>
+              <w:t>-server</w:t>
+            </w:r>
+            <w:r>
+              <w:rPr>
+                <w:rFonts w:ascii="Segoe UI" w:hAnsi="Segoe UI" w:cs="Segoe UI"/>
+                <w:sz w:val="22"/>
+                <w:szCs w:val="22"/>
+              </w:rPr>
+              <w:t>-initial-past-end.png</w:t>
             </w:r>
             <w:r>
               <w:rPr>
@@ -1826,7 +1932,163 @@
                 <w:sz w:val="22"/>
                 <w:szCs w:val="22"/>
               </w:rPr>
-              <w:t>auto-initial-negative.png</w:t>
+              <w:t>auto</w:t>
+            </w:r>
+            <w:r>
+              <w:rPr>
+                <w:rFonts w:ascii="Segoe UI" w:hAnsi="Segoe UI" w:cs="Segoe UI"/>
+                <w:sz w:val="22"/>
+                <w:szCs w:val="22"/>
+              </w:rPr>
+              <w:t>-server</w:t>
+            </w:r>
+            <w:r>
+              <w:rPr>
+                <w:rFonts w:ascii="Segoe UI" w:hAnsi="Segoe UI" w:cs="Segoe UI"/>
+                <w:sz w:val="22"/>
+                <w:szCs w:val="22"/>
+              </w:rPr>
+              <w:t>-initial-negative.png</w:t>
+            </w:r>
+          </w:p>
+          <w:p>
+            <w:pPr>
+              <w:spacing w:line="276" w:lineRule="auto"/>
+              <w:cnfStyle w:val="000000000000" w:firstRow="0" w:lastRow="0" w:firstColumn="0" w:lastColumn="0" w:oddVBand="0" w:evenVBand="0" w:oddHBand="0" w:evenHBand="0" w:firstRowFirstColumn="0" w:firstRowLastColumn="0" w:lastRowFirstColumn="0" w:lastRowLastColumn="0"/>
+              <w:rPr>
+                <w:rFonts w:ascii="Segoe UI" w:hAnsi="Segoe UI" w:cs="Segoe UI"/>
+                <w:sz w:val="22"/>
+                <w:szCs w:val="22"/>
+              </w:rPr>
+            </w:pPr>
+            <w:r>
+              <w:rPr>
+                <w:rFonts w:ascii="Segoe UI" w:hAnsi="Segoe UI" w:cs="Segoe UI"/>
+                <w:sz w:val="22"/>
+                <w:szCs w:val="22"/>
+              </w:rPr>
+              <w:t>auto</w:t>
+            </w:r>
+            <w:r>
+              <w:rPr>
+                <w:rFonts w:ascii="Segoe UI" w:hAnsi="Segoe UI" w:cs="Segoe UI"/>
+                <w:sz w:val="22"/>
+                <w:szCs w:val="22"/>
+              </w:rPr>
+              <w:t>-wasm</w:t>
+            </w:r>
+            <w:r>
+              <w:rPr>
+                <w:rFonts w:ascii="Segoe UI" w:hAnsi="Segoe UI" w:cs="Segoe UI"/>
+                <w:sz w:val="22"/>
+                <w:szCs w:val="22"/>
+              </w:rPr>
+              <w:t>-initial-zero.png,</w:t>
+            </w:r>
+          </w:p>
+          <w:p>
+            <w:pPr>
+              <w:spacing w:line="276" w:lineRule="auto"/>
+              <w:cnfStyle w:val="000000000000" w:firstRow="0" w:lastRow="0" w:firstColumn="0" w:lastColumn="0" w:oddVBand="0" w:evenVBand="0" w:oddHBand="0" w:evenHBand="0" w:firstRowFirstColumn="0" w:firstRowLastColumn="0" w:lastRowFirstColumn="0" w:lastRowLastColumn="0"/>
+              <w:rPr>
+                <w:rFonts w:ascii="Segoe UI" w:hAnsi="Segoe UI" w:cs="Segoe UI"/>
+                <w:sz w:val="22"/>
+                <w:szCs w:val="22"/>
+              </w:rPr>
+            </w:pPr>
+            <w:r>
+              <w:rPr>
+                <w:rFonts w:ascii="Segoe UI" w:hAnsi="Segoe UI" w:cs="Segoe UI"/>
+                <w:sz w:val="22"/>
+                <w:szCs w:val="22"/>
+              </w:rPr>
+              <w:t>auto</w:t>
+            </w:r>
+            <w:r>
+              <w:rPr>
+                <w:rFonts w:ascii="Segoe UI" w:hAnsi="Segoe UI" w:cs="Segoe UI"/>
+                <w:sz w:val="22"/>
+                <w:szCs w:val="22"/>
+              </w:rPr>
+              <w:t>-wasm</w:t>
+            </w:r>
+            <w:r>
+              <w:rPr>
+                <w:rFonts w:ascii="Segoe UI" w:hAnsi="Segoe UI" w:cs="Segoe UI"/>
+                <w:sz w:val="22"/>
+                <w:szCs w:val="22"/>
+              </w:rPr>
+              <w:t>-initial-middle.png,</w:t>
+            </w:r>
+          </w:p>
+          <w:p>
+            <w:pPr>
+              <w:spacing w:line="276" w:lineRule="auto"/>
+              <w:cnfStyle w:val="000000000000" w:firstRow="0" w:lastRow="0" w:firstColumn="0" w:lastColumn="0" w:oddVBand="0" w:evenVBand="0" w:oddHBand="0" w:evenHBand="0" w:firstRowFirstColumn="0" w:firstRowLastColumn="0" w:lastRowFirstColumn="0" w:lastRowLastColumn="0"/>
+              <w:rPr>
+                <w:rFonts w:ascii="Segoe UI" w:hAnsi="Segoe UI" w:cs="Segoe UI"/>
+                <w:sz w:val="22"/>
+                <w:szCs w:val="22"/>
+              </w:rPr>
+            </w:pPr>
+            <w:r>
+              <w:rPr>
+                <w:rFonts w:ascii="Segoe UI" w:hAnsi="Segoe UI" w:cs="Segoe UI"/>
+                <w:sz w:val="22"/>
+                <w:szCs w:val="22"/>
+              </w:rPr>
+              <w:t>auto</w:t>
+            </w:r>
+            <w:r>
+              <w:rPr>
+                <w:rFonts w:ascii="Segoe UI" w:hAnsi="Segoe UI" w:cs="Segoe UI"/>
+                <w:sz w:val="22"/>
+                <w:szCs w:val="22"/>
+              </w:rPr>
+              <w:t>-wasm</w:t>
+            </w:r>
+            <w:r>
+              <w:rPr>
+                <w:rFonts w:ascii="Segoe UI" w:hAnsi="Segoe UI" w:cs="Segoe UI"/>
+                <w:sz w:val="22"/>
+                <w:szCs w:val="22"/>
+              </w:rPr>
+              <w:t>-initial-past-end.png,</w:t>
+            </w:r>
+          </w:p>
+          <w:p>
+            <w:pPr>
+              <w:spacing w:line="276" w:lineRule="auto"/>
+              <w:cnfStyle w:val="000000000000" w:firstRow="0" w:lastRow="0" w:firstColumn="0" w:lastColumn="0" w:oddVBand="0" w:evenVBand="0" w:oddHBand="0" w:evenHBand="0" w:firstRowFirstColumn="0" w:firstRowLastColumn="0" w:lastRowFirstColumn="0" w:lastRowLastColumn="0"/>
+              <w:rPr>
+                <w:rFonts w:ascii="Segoe UI" w:hAnsi="Segoe UI" w:cs="Segoe UI"/>
+                <w:sz w:val="22"/>
+                <w:szCs w:val="22"/>
+              </w:rPr>
+            </w:pPr>
+            <w:r>
+              <w:rPr>
+                <w:rFonts w:ascii="Segoe UI" w:hAnsi="Segoe UI" w:cs="Segoe UI"/>
+                <w:sz w:val="22"/>
+                <w:szCs w:val="22"/>
+              </w:rPr>
+              <w:t>auto</w:t>
+            </w:r>
+            <w:r>
+              <w:rPr>
+                <w:rFonts w:ascii="Segoe UI" w:hAnsi="Segoe UI" w:cs="Segoe UI"/>
+                <w:sz w:val="22"/>
+                <w:szCs w:val="22"/>
+              </w:rPr>
+              <w:t>-wasm</w:t>
+            </w:r>
+            <w:r>
+              <w:rPr>
+                <w:rFonts w:ascii="Segoe UI" w:hAnsi="Segoe UI" w:cs="Segoe UI"/>
+                <w:sz w:val="22"/>
+                <w:szCs w:val="22"/>
+              </w:rPr>
+              <w:t>-initial-negative.png</w:t>
             </w:r>
           </w:p>
           <w:p>
@@ -1928,7 +2190,16 @@
                 <w:sz w:val="22"/>
                 <w:szCs w:val="22"/>
               </w:rPr>
-              <w:t>Jump to zero, middle, last, negative, and past-end rows</w:t>
+              <w:t xml:space="preserve">Jump to zero, middle, last, </w:t>
+            </w:r>
+            <w:r>
+              <w:rPr>
+                <w:rFonts w:ascii="Segoe UI" w:hAnsi="Segoe UI" w:cs="Segoe UI"/>
+                <w:sz w:val="22"/>
+                <w:szCs w:val="22"/>
+              </w:rPr>
+              <w:lastRenderedPageBreak/>
+              <w:t>negative, and past-end rows</w:t>
             </w:r>
           </w:p>
         </w:tc>
@@ -1953,6 +2224,7 @@
                 <w:sz w:val="22"/>
                 <w:szCs w:val="22"/>
               </w:rPr>
+              <w:lastRenderedPageBreak/>
               <w:t>Works Properly</w:t>
             </w:r>
           </w:p>
@@ -1987,6 +2259,7 @@
                 <w:sz w:val="22"/>
                 <w:szCs w:val="22"/>
               </w:rPr>
+              <w:lastRenderedPageBreak/>
               <w:t>WebAssembly</w:t>
             </w:r>
             <w:proofErr w:type="spellEnd"/>
@@ -2020,6 +2293,7 @@
                 <w:sz w:val="22"/>
                 <w:szCs w:val="22"/>
               </w:rPr>
+              <w:lastRenderedPageBreak/>
               <w:t>server-jump-zero.png</w:t>
             </w:r>
             <w:r>
@@ -2128,6 +2402,7 @@
                 <w:sz w:val="22"/>
                 <w:szCs w:val="22"/>
               </w:rPr>
+              <w:lastRenderedPageBreak/>
               <w:t>server-jump-negative.png</w:t>
             </w:r>
           </w:p>
@@ -2280,7 +2555,23 @@
                 <w:sz w:val="22"/>
                 <w:szCs w:val="22"/>
               </w:rPr>
-              <w:t>auto-jump-zero.png,</w:t>
+              <w:t>auto</w:t>
+            </w:r>
+            <w:r>
+              <w:rPr>
+                <w:rFonts w:ascii="Segoe UI" w:hAnsi="Segoe UI" w:cs="Segoe UI"/>
+                <w:sz w:val="22"/>
+                <w:szCs w:val="22"/>
+              </w:rPr>
+              <w:t>-server</w:t>
+            </w:r>
+            <w:r>
+              <w:rPr>
+                <w:rFonts w:ascii="Segoe UI" w:hAnsi="Segoe UI" w:cs="Segoe UI"/>
+                <w:sz w:val="22"/>
+                <w:szCs w:val="22"/>
+              </w:rPr>
+              <w:t>-jump-zero.png,</w:t>
             </w:r>
           </w:p>
           <w:p>
@@ -2299,7 +2590,23 @@
                 <w:sz w:val="22"/>
                 <w:szCs w:val="22"/>
               </w:rPr>
-              <w:t>auto-jump-middle.png,</w:t>
+              <w:t>auto</w:t>
+            </w:r>
+            <w:r>
+              <w:rPr>
+                <w:rFonts w:ascii="Segoe UI" w:hAnsi="Segoe UI" w:cs="Segoe UI"/>
+                <w:sz w:val="22"/>
+                <w:szCs w:val="22"/>
+              </w:rPr>
+              <w:t>-server</w:t>
+            </w:r>
+            <w:r>
+              <w:rPr>
+                <w:rFonts w:ascii="Segoe UI" w:hAnsi="Segoe UI" w:cs="Segoe UI"/>
+                <w:sz w:val="22"/>
+                <w:szCs w:val="22"/>
+              </w:rPr>
+              <w:t>-jump-middle.png,</w:t>
             </w:r>
           </w:p>
           <w:p>
@@ -2318,7 +2625,23 @@
                 <w:sz w:val="22"/>
                 <w:szCs w:val="22"/>
               </w:rPr>
-              <w:t>auto-jump-end.png,</w:t>
+              <w:t>auto</w:t>
+            </w:r>
+            <w:r>
+              <w:rPr>
+                <w:rFonts w:ascii="Segoe UI" w:hAnsi="Segoe UI" w:cs="Segoe UI"/>
+                <w:sz w:val="22"/>
+                <w:szCs w:val="22"/>
+              </w:rPr>
+              <w:t>-server</w:t>
+            </w:r>
+            <w:r>
+              <w:rPr>
+                <w:rFonts w:ascii="Segoe UI" w:hAnsi="Segoe UI" w:cs="Segoe UI"/>
+                <w:sz w:val="22"/>
+                <w:szCs w:val="22"/>
+              </w:rPr>
+              <w:t>-jump-end.png,</w:t>
             </w:r>
           </w:p>
           <w:p>
@@ -2337,7 +2660,23 @@
                 <w:sz w:val="22"/>
                 <w:szCs w:val="22"/>
               </w:rPr>
-              <w:t>auto-jump-past-end.png,</w:t>
+              <w:t>auto</w:t>
+            </w:r>
+            <w:r>
+              <w:rPr>
+                <w:rFonts w:ascii="Segoe UI" w:hAnsi="Segoe UI" w:cs="Segoe UI"/>
+                <w:sz w:val="22"/>
+                <w:szCs w:val="22"/>
+              </w:rPr>
+              <w:t>-server</w:t>
+            </w:r>
+            <w:r>
+              <w:rPr>
+                <w:rFonts w:ascii="Segoe UI" w:hAnsi="Segoe UI" w:cs="Segoe UI"/>
+                <w:sz w:val="22"/>
+                <w:szCs w:val="22"/>
+              </w:rPr>
+              <w:t>-jump-past-end.png,</w:t>
             </w:r>
           </w:p>
           <w:p>
@@ -2356,7 +2695,118 @@
                 <w:sz w:val="22"/>
                 <w:szCs w:val="22"/>
               </w:rPr>
-              <w:t>auto-jump-negative.png</w:t>
+              <w:t>auto</w:t>
+            </w:r>
+            <w:r>
+              <w:rPr>
+                <w:rFonts w:ascii="Segoe UI" w:hAnsi="Segoe UI" w:cs="Segoe UI"/>
+                <w:sz w:val="22"/>
+                <w:szCs w:val="22"/>
+              </w:rPr>
+              <w:t>-server</w:t>
+            </w:r>
+            <w:r>
+              <w:rPr>
+                <w:rFonts w:ascii="Segoe UI" w:hAnsi="Segoe UI" w:cs="Segoe UI"/>
+                <w:sz w:val="22"/>
+                <w:szCs w:val="22"/>
+              </w:rPr>
+              <w:t>-jump-negative.png</w:t>
+            </w:r>
+          </w:p>
+          <w:p>
+            <w:pPr>
+              <w:spacing w:line="276" w:lineRule="auto"/>
+              <w:cnfStyle w:val="000000100000" w:firstRow="0" w:lastRow="0" w:firstColumn="0" w:lastColumn="0" w:oddVBand="0" w:evenVBand="0" w:oddHBand="1" w:evenHBand="0" w:firstRowFirstColumn="0" w:firstRowLastColumn="0" w:lastRowFirstColumn="0" w:lastRowLastColumn="0"/>
+              <w:rPr>
+                <w:rFonts w:ascii="Segoe UI" w:hAnsi="Segoe UI" w:cs="Segoe UI"/>
+                <w:sz w:val="22"/>
+                <w:szCs w:val="22"/>
+              </w:rPr>
+            </w:pPr>
+            <w:r>
+              <w:rPr>
+                <w:rFonts w:ascii="Segoe UI" w:hAnsi="Segoe UI" w:cs="Segoe UI"/>
+                <w:sz w:val="22"/>
+                <w:szCs w:val="22"/>
+              </w:rPr>
+              <w:t>auto-wasm-jump-zero.png,</w:t>
+            </w:r>
+          </w:p>
+          <w:p>
+            <w:pPr>
+              <w:spacing w:line="276" w:lineRule="auto"/>
+              <w:cnfStyle w:val="000000100000" w:firstRow="0" w:lastRow="0" w:firstColumn="0" w:lastColumn="0" w:oddVBand="0" w:evenVBand="0" w:oddHBand="1" w:evenHBand="0" w:firstRowFirstColumn="0" w:firstRowLastColumn="0" w:lastRowFirstColumn="0" w:lastRowLastColumn="0"/>
+              <w:rPr>
+                <w:rFonts w:ascii="Segoe UI" w:hAnsi="Segoe UI" w:cs="Segoe UI"/>
+                <w:sz w:val="22"/>
+                <w:szCs w:val="22"/>
+              </w:rPr>
+            </w:pPr>
+            <w:r>
+              <w:rPr>
+                <w:rFonts w:ascii="Segoe UI" w:hAnsi="Segoe UI" w:cs="Segoe UI"/>
+                <w:sz w:val="22"/>
+                <w:szCs w:val="22"/>
+              </w:rPr>
+              <w:t>auto-wasm-jump-middle.png,</w:t>
+            </w:r>
+          </w:p>
+          <w:p>
+            <w:pPr>
+              <w:spacing w:line="276" w:lineRule="auto"/>
+              <w:cnfStyle w:val="000000100000" w:firstRow="0" w:lastRow="0" w:firstColumn="0" w:lastColumn="0" w:oddVBand="0" w:evenVBand="0" w:oddHBand="1" w:evenHBand="0" w:firstRowFirstColumn="0" w:firstRowLastColumn="0" w:lastRowFirstColumn="0" w:lastRowLastColumn="0"/>
+              <w:rPr>
+                <w:rFonts w:ascii="Segoe UI" w:hAnsi="Segoe UI" w:cs="Segoe UI"/>
+                <w:sz w:val="22"/>
+                <w:szCs w:val="22"/>
+              </w:rPr>
+            </w:pPr>
+            <w:r>
+              <w:rPr>
+                <w:rFonts w:ascii="Segoe UI" w:hAnsi="Segoe UI" w:cs="Segoe UI"/>
+                <w:sz w:val="22"/>
+                <w:szCs w:val="22"/>
+              </w:rPr>
+              <w:t>auto-wasm-jump-end.png,</w:t>
+            </w:r>
+          </w:p>
+          <w:p>
+            <w:pPr>
+              <w:spacing w:line="276" w:lineRule="auto"/>
+              <w:cnfStyle w:val="000000100000" w:firstRow="0" w:lastRow="0" w:firstColumn="0" w:lastColumn="0" w:oddVBand="0" w:evenVBand="0" w:oddHBand="1" w:evenHBand="0" w:firstRowFirstColumn="0" w:firstRowLastColumn="0" w:lastRowFirstColumn="0" w:lastRowLastColumn="0"/>
+              <w:rPr>
+                <w:rFonts w:ascii="Segoe UI" w:hAnsi="Segoe UI" w:cs="Segoe UI"/>
+                <w:sz w:val="22"/>
+                <w:szCs w:val="22"/>
+              </w:rPr>
+            </w:pPr>
+            <w:r>
+              <w:rPr>
+                <w:rFonts w:ascii="Segoe UI" w:hAnsi="Segoe UI" w:cs="Segoe UI"/>
+                <w:sz w:val="22"/>
+                <w:szCs w:val="22"/>
+              </w:rPr>
+              <w:t>auto-wasm-jump-past-end.png,</w:t>
+            </w:r>
+          </w:p>
+          <w:p>
+            <w:pPr>
+              <w:spacing w:line="276" w:lineRule="auto"/>
+              <w:cnfStyle w:val="000000100000" w:firstRow="0" w:lastRow="0" w:firstColumn="0" w:lastColumn="0" w:oddVBand="0" w:evenVBand="0" w:oddHBand="1" w:evenHBand="0" w:firstRowFirstColumn="0" w:firstRowLastColumn="0" w:lastRowFirstColumn="0" w:lastRowLastColumn="0"/>
+              <w:rPr>
+                <w:rFonts w:ascii="Segoe UI" w:hAnsi="Segoe UI" w:cs="Segoe UI"/>
+                <w:sz w:val="22"/>
+                <w:szCs w:val="22"/>
+              </w:rPr>
+            </w:pPr>
+            <w:r>
+              <w:rPr>
+                <w:rFonts w:ascii="Segoe UI" w:hAnsi="Segoe UI" w:cs="Segoe UI"/>
+                <w:sz w:val="22"/>
+                <w:szCs w:val="22"/>
+              </w:rPr>
+              <w:t>auto-wasm-jump-negative.png</w:t>
             </w:r>
           </w:p>
         </w:tc>
@@ -2383,6 +2833,7 @@
                 <w:sz w:val="22"/>
                 <w:szCs w:val="22"/>
               </w:rPr>
+              <w:lastRenderedPageBreak/>
               <w:t>6</w:t>
             </w:r>
           </w:p>
@@ -2501,7 +2952,23 @@
                 <w:sz w:val="22"/>
                 <w:szCs w:val="22"/>
               </w:rPr>
-              <w:t>auto-manual-scrolling.gif</w:t>
+              <w:t>auto</w:t>
+            </w:r>
+            <w:r>
+              <w:rPr>
+                <w:rFonts w:ascii="Segoe UI" w:hAnsi="Segoe UI" w:cs="Segoe UI"/>
+                <w:sz w:val="22"/>
+                <w:szCs w:val="22"/>
+              </w:rPr>
+              <w:t>-server</w:t>
+            </w:r>
+            <w:r>
+              <w:rPr>
+                <w:rFonts w:ascii="Segoe UI" w:hAnsi="Segoe UI" w:cs="Segoe UI"/>
+                <w:sz w:val="22"/>
+                <w:szCs w:val="22"/>
+              </w:rPr>
+              <w:t>-manual-scrolling.gif</w:t>
             </w:r>
           </w:p>
           <w:p>
@@ -2514,6 +2981,38 @@
                 <w:szCs w:val="22"/>
               </w:rPr>
             </w:pPr>
+            <w:r>
+              <w:rPr>
+                <w:rFonts w:ascii="Segoe UI" w:hAnsi="Segoe UI" w:cs="Segoe UI"/>
+                <w:sz w:val="22"/>
+                <w:szCs w:val="22"/>
+              </w:rPr>
+              <w:t>auto</w:t>
+            </w:r>
+            <w:r>
+              <w:rPr>
+                <w:rFonts w:ascii="Segoe UI" w:hAnsi="Segoe UI" w:cs="Segoe UI"/>
+                <w:sz w:val="22"/>
+                <w:szCs w:val="22"/>
+              </w:rPr>
+              <w:t>-</w:t>
+            </w:r>
+            <w:r>
+              <w:rPr>
+                <w:rFonts w:ascii="Segoe UI" w:hAnsi="Segoe UI" w:cs="Segoe UI"/>
+                <w:sz w:val="22"/>
+                <w:szCs w:val="22"/>
+              </w:rPr>
+              <w:t>wasm</w:t>
+            </w:r>
+            <w:r>
+              <w:rPr>
+                <w:rFonts w:ascii="Segoe UI" w:hAnsi="Segoe UI" w:cs="Segoe UI"/>
+                <w:sz w:val="22"/>
+                <w:szCs w:val="22"/>
+              </w:rPr>
+              <w:t>-manual-scrolling.gif</w:t>
+            </w:r>
           </w:p>
         </w:tc>
       </w:tr>
@@ -2542,6 +3041,7 @@
                 <w:sz w:val="22"/>
                 <w:szCs w:val="22"/>
               </w:rPr>
+              <w:lastRenderedPageBreak/>
               <w:t>7</w:t>
             </w:r>
           </w:p>
@@ -2567,16 +3067,7 @@
                 <w:sz w:val="22"/>
                 <w:szCs w:val="22"/>
               </w:rPr>
-              <w:t xml:space="preserve">Start nearby and distant jumps </w:t>
-            </w:r>
-            <w:r>
-              <w:rPr>
-                <w:rFonts w:ascii="Segoe UI" w:hAnsi="Segoe UI" w:cs="Segoe UI"/>
-                <w:sz w:val="22"/>
-                <w:szCs w:val="22"/>
-              </w:rPr>
-              <w:lastRenderedPageBreak/>
-              <w:t>without waiting for the first call</w:t>
+              <w:t>Start nearby and distant jumps without waiting for the first call</w:t>
             </w:r>
           </w:p>
         </w:tc>
@@ -2601,7 +3092,6 @@
                 <w:sz w:val="22"/>
                 <w:szCs w:val="22"/>
               </w:rPr>
-              <w:lastRenderedPageBreak/>
               <w:t>Works Properly</w:t>
             </w:r>
           </w:p>
@@ -2627,16 +3117,7 @@
                 <w:sz w:val="22"/>
                 <w:szCs w:val="22"/>
               </w:rPr>
-              <w:t xml:space="preserve">The second target won after both operations settled. Canceled </w:t>
-            </w:r>
-            <w:r>
-              <w:rPr>
-                <w:rFonts w:ascii="Segoe UI" w:hAnsi="Segoe UI" w:cs="Segoe UI"/>
-                <w:sz w:val="22"/>
-                <w:szCs w:val="22"/>
-              </w:rPr>
-              <w:lastRenderedPageBreak/>
-              <w:t>provider requests were recorded as expected.</w:t>
+              <w:t>The second target won after both operations settled. Canceled provider requests were recorded as expected.</w:t>
             </w:r>
           </w:p>
         </w:tc>
@@ -2660,7 +3141,6 @@
                 <w:sz w:val="22"/>
                 <w:szCs w:val="22"/>
               </w:rPr>
-              <w:lastRenderedPageBreak/>
               <w:t>server-supersession.gif,</w:t>
             </w:r>
           </w:p>
@@ -2699,8 +3179,66 @@
                 <w:sz w:val="22"/>
                 <w:szCs w:val="22"/>
               </w:rPr>
-              <w:lastRenderedPageBreak/>
-              <w:t>auto-supersession.gif</w:t>
+              <w:t>auto</w:t>
+            </w:r>
+            <w:r>
+              <w:rPr>
+                <w:rFonts w:ascii="Segoe UI" w:hAnsi="Segoe UI" w:cs="Segoe UI"/>
+                <w:sz w:val="22"/>
+                <w:szCs w:val="22"/>
+              </w:rPr>
+              <w:t>-server</w:t>
+            </w:r>
+            <w:r>
+              <w:rPr>
+                <w:rFonts w:ascii="Segoe UI" w:hAnsi="Segoe UI" w:cs="Segoe UI"/>
+                <w:sz w:val="22"/>
+                <w:szCs w:val="22"/>
+              </w:rPr>
+              <w:t>-supersession.gif</w:t>
+            </w:r>
+          </w:p>
+          <w:p>
+            <w:pPr>
+              <w:spacing w:line="276" w:lineRule="auto"/>
+              <w:cnfStyle w:val="000000100000" w:firstRow="0" w:lastRow="0" w:firstColumn="0" w:lastColumn="0" w:oddVBand="0" w:evenVBand="0" w:oddHBand="1" w:evenHBand="0" w:firstRowFirstColumn="0" w:firstRowLastColumn="0" w:lastRowFirstColumn="0" w:lastRowLastColumn="0"/>
+              <w:rPr>
+                <w:rFonts w:ascii="Segoe UI" w:hAnsi="Segoe UI" w:cs="Segoe UI"/>
+                <w:sz w:val="22"/>
+                <w:szCs w:val="22"/>
+              </w:rPr>
+            </w:pPr>
+            <w:r>
+              <w:rPr>
+                <w:rFonts w:ascii="Segoe UI" w:hAnsi="Segoe UI" w:cs="Segoe UI"/>
+                <w:sz w:val="22"/>
+                <w:szCs w:val="22"/>
+              </w:rPr>
+              <w:t>auto</w:t>
+            </w:r>
+            <w:r>
+              <w:rPr>
+                <w:rFonts w:ascii="Segoe UI" w:hAnsi="Segoe UI" w:cs="Segoe UI"/>
+                <w:sz w:val="22"/>
+                <w:szCs w:val="22"/>
+              </w:rPr>
+              <w:t>-</w:t>
+            </w:r>
+            <w:r>
+              <w:rPr>
+                <w:rFonts w:ascii="Segoe UI" w:hAnsi="Segoe UI" w:cs="Segoe UI"/>
+                <w:sz w:val="22"/>
+                <w:szCs w:val="22"/>
+              </w:rPr>
+              <w:t>wasm</w:t>
+            </w:r>
+            <w:r>
+              <w:rPr>
+                <w:rFonts w:ascii="Segoe UI" w:hAnsi="Segoe UI" w:cs="Segoe UI"/>
+                <w:sz w:val="22"/>
+                <w:szCs w:val="22"/>
+              </w:rPr>
+              <w:t>-supersession.gif</w:t>
             </w:r>
           </w:p>
         </w:tc>
@@ -2903,7 +3441,23 @@
                 <w:sz w:val="22"/>
                 <w:szCs w:val="22"/>
               </w:rPr>
-              <w:t>auto-nonvirtualized-exception.png</w:t>
+              <w:t>auto</w:t>
+            </w:r>
+            <w:r>
+              <w:rPr>
+                <w:rFonts w:ascii="Segoe UI" w:hAnsi="Segoe UI" w:cs="Segoe UI"/>
+                <w:sz w:val="22"/>
+                <w:szCs w:val="22"/>
+              </w:rPr>
+              <w:t>-server</w:t>
+            </w:r>
+            <w:r>
+              <w:rPr>
+                <w:rFonts w:ascii="Segoe UI" w:hAnsi="Segoe UI" w:cs="Segoe UI"/>
+                <w:sz w:val="22"/>
+                <w:szCs w:val="22"/>
+              </w:rPr>
+              <w:t>-nonvirtualized-exception.png</w:t>
             </w:r>
           </w:p>
           <w:p>
@@ -2916,6 +3470,30 @@
                 <w:szCs w:val="22"/>
               </w:rPr>
             </w:pPr>
+            <w:r>
+              <w:rPr>
+                <w:rFonts w:ascii="Segoe UI" w:hAnsi="Segoe UI" w:cs="Segoe UI"/>
+                <w:sz w:val="22"/>
+                <w:szCs w:val="22"/>
+              </w:rPr>
+              <w:t>auto</w:t>
+            </w:r>
+            <w:r>
+              <w:rPr>
+                <w:rFonts w:ascii="Segoe UI" w:hAnsi="Segoe UI" w:cs="Segoe UI"/>
+                <w:sz w:val="22"/>
+                <w:szCs w:val="22"/>
+              </w:rPr>
+              <w:t>-wasm</w:t>
+            </w:r>
+            <w:r>
+              <w:rPr>
+                <w:rFonts w:ascii="Segoe UI" w:hAnsi="Segoe UI" w:cs="Segoe UI"/>
+                <w:sz w:val="22"/>
+                <w:szCs w:val="22"/>
+              </w:rPr>
+              <w:t>-nonvirtualized-exception.png</w:t>
+            </w:r>
           </w:p>
         </w:tc>
       </w:tr>
@@ -2994,15 +3572,7 @@
                 <w:sz w:val="22"/>
                 <w:szCs w:val="22"/>
               </w:rPr>
-              <w:t xml:space="preserve">Does Not </w:t>
-            </w:r>
-            <w:r>
-              <w:rPr>
-                <w:rFonts w:ascii="Segoe UI" w:hAnsi="Segoe UI" w:cs="Segoe UI"/>
-                <w:sz w:val="22"/>
-                <w:szCs w:val="22"/>
-              </w:rPr>
-              <w:t>Works Properly</w:t>
+              <w:t>Failed</w:t>
             </w:r>
           </w:p>
         </w:tc>
@@ -3170,6 +3740,234 @@
                 <w:szCs w:val="22"/>
               </w:rPr>
             </w:pPr>
+            <w:r>
+              <w:rPr>
+                <w:rFonts w:ascii="Segoe UI" w:hAnsi="Segoe UI" w:cs="Segoe UI"/>
+                <w:sz w:val="22"/>
+                <w:szCs w:val="22"/>
+              </w:rPr>
+              <w:t>-----------------------------</w:t>
+            </w:r>
+          </w:p>
+          <w:p>
+            <w:pPr>
+              <w:spacing w:line="276" w:lineRule="auto"/>
+              <w:cnfStyle w:val="000000100000" w:firstRow="0" w:lastRow="0" w:firstColumn="0" w:lastColumn="0" w:oddVBand="0" w:evenVBand="0" w:oddHBand="1" w:evenHBand="0" w:firstRowFirstColumn="0" w:firstRowLastColumn="0" w:lastRowFirstColumn="0" w:lastRowLastColumn="0"/>
+              <w:rPr>
+                <w:rFonts w:ascii="Segoe UI" w:hAnsi="Segoe UI" w:cs="Segoe UI"/>
+                <w:sz w:val="22"/>
+                <w:szCs w:val="22"/>
+              </w:rPr>
+            </w:pPr>
+            <w:r>
+              <w:rPr>
+                <w:rFonts w:ascii="Segoe UI" w:hAnsi="Segoe UI" w:cs="Segoe UI"/>
+                <w:sz w:val="22"/>
+                <w:szCs w:val="22"/>
+              </w:rPr>
+              <w:t>server-prepend-viewport-measurements.png</w:t>
+            </w:r>
+          </w:p>
+          <w:p>
+            <w:pPr>
+              <w:spacing w:line="276" w:lineRule="auto"/>
+              <w:cnfStyle w:val="000000100000" w:firstRow="0" w:lastRow="0" w:firstColumn="0" w:lastColumn="0" w:oddVBand="0" w:evenVBand="0" w:oddHBand="1" w:evenHBand="0" w:firstRowFirstColumn="0" w:firstRowLastColumn="0" w:lastRowFirstColumn="0" w:lastRowLastColumn="0"/>
+              <w:rPr>
+                <w:rFonts w:ascii="Segoe UI" w:hAnsi="Segoe UI" w:cs="Segoe UI"/>
+                <w:sz w:val="22"/>
+                <w:szCs w:val="22"/>
+              </w:rPr>
+            </w:pPr>
+            <w:r>
+              <w:rPr>
+                <w:rFonts w:ascii="Segoe UI" w:hAnsi="Segoe UI" w:cs="Segoe UI"/>
+                <w:sz w:val="22"/>
+                <w:szCs w:val="22"/>
+              </w:rPr>
+              <w:t>wasm-prepend-viewport-measurements.png</w:t>
+            </w:r>
+          </w:p>
+          <w:p>
+            <w:pPr>
+              <w:spacing w:line="276" w:lineRule="auto"/>
+              <w:cnfStyle w:val="000000100000" w:firstRow="0" w:lastRow="0" w:firstColumn="0" w:lastColumn="0" w:oddVBand="0" w:evenVBand="0" w:oddHBand="1" w:evenHBand="0" w:firstRowFirstColumn="0" w:firstRowLastColumn="0" w:lastRowFirstColumn="0" w:lastRowLastColumn="0"/>
+              <w:rPr>
+                <w:rFonts w:ascii="Segoe UI" w:hAnsi="Segoe UI" w:cs="Segoe UI"/>
+                <w:sz w:val="22"/>
+                <w:szCs w:val="22"/>
+              </w:rPr>
+            </w:pPr>
+            <w:r>
+              <w:rPr>
+                <w:rFonts w:ascii="Segoe UI" w:hAnsi="Segoe UI" w:cs="Segoe UI"/>
+                <w:sz w:val="22"/>
+                <w:szCs w:val="22"/>
+              </w:rPr>
+              <w:t>auto-server-prepend-viewport-measurements.png</w:t>
+            </w:r>
+          </w:p>
+          <w:p>
+            <w:pPr>
+              <w:spacing w:line="276" w:lineRule="auto"/>
+              <w:cnfStyle w:val="000000100000" w:firstRow="0" w:lastRow="0" w:firstColumn="0" w:lastColumn="0" w:oddVBand="0" w:evenVBand="0" w:oddHBand="1" w:evenHBand="0" w:firstRowFirstColumn="0" w:firstRowLastColumn="0" w:lastRowFirstColumn="0" w:lastRowLastColumn="0"/>
+              <w:rPr>
+                <w:rFonts w:ascii="Segoe UI" w:hAnsi="Segoe UI" w:cs="Segoe UI"/>
+                <w:sz w:val="22"/>
+                <w:szCs w:val="22"/>
+              </w:rPr>
+            </w:pPr>
+            <w:r>
+              <w:rPr>
+                <w:rFonts w:ascii="Segoe UI" w:hAnsi="Segoe UI" w:cs="Segoe UI"/>
+                <w:sz w:val="22"/>
+                <w:szCs w:val="22"/>
+              </w:rPr>
+              <w:t>auto-wasm-prepend-viewport-measurements.png</w:t>
+            </w:r>
+          </w:p>
+          <w:p>
+            <w:pPr>
+              <w:spacing w:line="276" w:lineRule="auto"/>
+              <w:cnfStyle w:val="000000100000" w:firstRow="0" w:lastRow="0" w:firstColumn="0" w:lastColumn="0" w:oddVBand="0" w:evenVBand="0" w:oddHBand="1" w:evenHBand="0" w:firstRowFirstColumn="0" w:firstRowLastColumn="0" w:lastRowFirstColumn="0" w:lastRowLastColumn="0"/>
+              <w:rPr>
+                <w:rFonts w:ascii="Segoe UI" w:hAnsi="Segoe UI" w:cs="Segoe UI"/>
+                <w:sz w:val="22"/>
+                <w:szCs w:val="22"/>
+              </w:rPr>
+            </w:pPr>
+            <w:r>
+              <w:rPr>
+                <w:rFonts w:ascii="Segoe UI" w:hAnsi="Segoe UI" w:cs="Segoe UI"/>
+                <w:sz w:val="22"/>
+                <w:szCs w:val="22"/>
+              </w:rPr>
+              <w:t>-----------------------------</w:t>
+            </w:r>
+          </w:p>
+          <w:p>
+            <w:pPr>
+              <w:spacing w:line="276" w:lineRule="auto"/>
+              <w:cnfStyle w:val="000000100000" w:firstRow="0" w:lastRow="0" w:firstColumn="0" w:lastColumn="0" w:oddVBand="0" w:evenVBand="0" w:oddHBand="1" w:evenHBand="0" w:firstRowFirstColumn="0" w:firstRowLastColumn="0" w:lastRowFirstColumn="0" w:lastRowLastColumn="0"/>
+              <w:rPr>
+                <w:rFonts w:ascii="Segoe UI" w:hAnsi="Segoe UI" w:cs="Segoe UI"/>
+                <w:sz w:val="22"/>
+                <w:szCs w:val="22"/>
+              </w:rPr>
+            </w:pPr>
+            <w:r>
+              <w:rPr>
+                <w:rFonts w:ascii="Segoe UI" w:hAnsi="Segoe UI" w:cs="Segoe UI"/>
+                <w:sz w:val="22"/>
+                <w:szCs w:val="22"/>
+              </w:rPr>
+              <w:t>server-prepend-viewport-measurements.txt</w:t>
+            </w:r>
+          </w:p>
+          <w:p>
+            <w:pPr>
+              <w:spacing w:line="276" w:lineRule="auto"/>
+              <w:cnfStyle w:val="000000100000" w:firstRow="0" w:lastRow="0" w:firstColumn="0" w:lastColumn="0" w:oddVBand="0" w:evenVBand="0" w:oddHBand="1" w:evenHBand="0" w:firstRowFirstColumn="0" w:firstRowLastColumn="0" w:lastRowFirstColumn="0" w:lastRowLastColumn="0"/>
+              <w:rPr>
+                <w:rFonts w:ascii="Segoe UI" w:hAnsi="Segoe UI" w:cs="Segoe UI"/>
+                <w:sz w:val="22"/>
+                <w:szCs w:val="22"/>
+              </w:rPr>
+            </w:pPr>
+            <w:r>
+              <w:rPr>
+                <w:rFonts w:ascii="Segoe UI" w:hAnsi="Segoe UI" w:cs="Segoe UI"/>
+                <w:sz w:val="22"/>
+                <w:szCs w:val="22"/>
+              </w:rPr>
+              <w:lastRenderedPageBreak/>
+              <w:t>wasm-prepend-viewport-measurements.txt</w:t>
+            </w:r>
+          </w:p>
+          <w:p>
+            <w:pPr>
+              <w:spacing w:line="276" w:lineRule="auto"/>
+              <w:cnfStyle w:val="000000100000" w:firstRow="0" w:lastRow="0" w:firstColumn="0" w:lastColumn="0" w:oddVBand="0" w:evenVBand="0" w:oddHBand="1" w:evenHBand="0" w:firstRowFirstColumn="0" w:firstRowLastColumn="0" w:lastRowFirstColumn="0" w:lastRowLastColumn="0"/>
+              <w:rPr>
+                <w:rFonts w:ascii="Segoe UI" w:hAnsi="Segoe UI" w:cs="Segoe UI"/>
+                <w:sz w:val="22"/>
+                <w:szCs w:val="22"/>
+              </w:rPr>
+            </w:pPr>
+            <w:r>
+              <w:rPr>
+                <w:rFonts w:ascii="Segoe UI" w:hAnsi="Segoe UI" w:cs="Segoe UI"/>
+                <w:sz w:val="22"/>
+                <w:szCs w:val="22"/>
+              </w:rPr>
+              <w:t>auto-server-prepend</w:t>
+            </w:r>
+            <w:r>
+              <w:rPr>
+                <w:rFonts w:ascii="Segoe UI" w:hAnsi="Segoe UI" w:cs="Segoe UI"/>
+                <w:sz w:val="22"/>
+                <w:szCs w:val="22"/>
+              </w:rPr>
+              <w:t>-</w:t>
+            </w:r>
+            <w:r>
+              <w:rPr>
+                <w:rFonts w:ascii="Segoe UI" w:hAnsi="Segoe UI" w:cs="Segoe UI"/>
+                <w:sz w:val="22"/>
+                <w:szCs w:val="22"/>
+              </w:rPr>
+              <w:t>viewport-measurements.txt</w:t>
+            </w:r>
+          </w:p>
+          <w:p>
+            <w:pPr>
+              <w:spacing w:line="276" w:lineRule="auto"/>
+              <w:cnfStyle w:val="000000100000" w:firstRow="0" w:lastRow="0" w:firstColumn="0" w:lastColumn="0" w:oddVBand="0" w:evenVBand="0" w:oddHBand="1" w:evenHBand="0" w:firstRowFirstColumn="0" w:firstRowLastColumn="0" w:lastRowFirstColumn="0" w:lastRowLastColumn="0"/>
+              <w:rPr>
+                <w:rFonts w:ascii="Segoe UI" w:hAnsi="Segoe UI" w:cs="Segoe UI"/>
+                <w:sz w:val="22"/>
+                <w:szCs w:val="22"/>
+              </w:rPr>
+            </w:pPr>
+            <w:r>
+              <w:rPr>
+                <w:rFonts w:ascii="Segoe UI" w:hAnsi="Segoe UI" w:cs="Segoe UI"/>
+                <w:sz w:val="22"/>
+                <w:szCs w:val="22"/>
+              </w:rPr>
+              <w:t>auto-wasm-prepend</w:t>
+            </w:r>
+            <w:r>
+              <w:rPr>
+                <w:rFonts w:ascii="Segoe UI" w:hAnsi="Segoe UI" w:cs="Segoe UI"/>
+                <w:sz w:val="22"/>
+                <w:szCs w:val="22"/>
+              </w:rPr>
+              <w:t>-</w:t>
+            </w:r>
+            <w:r>
+              <w:rPr>
+                <w:rFonts w:ascii="Segoe UI" w:hAnsi="Segoe UI" w:cs="Segoe UI"/>
+                <w:sz w:val="22"/>
+                <w:szCs w:val="22"/>
+              </w:rPr>
+              <w:t>viewport-measurements</w:t>
+            </w:r>
+            <w:r>
+              <w:rPr>
+                <w:rFonts w:ascii="Segoe UI" w:hAnsi="Segoe UI" w:cs="Segoe UI"/>
+                <w:sz w:val="22"/>
+                <w:szCs w:val="22"/>
+              </w:rPr>
+              <w:t>.</w:t>
+            </w:r>
+            <w:r>
+              <w:rPr>
+                <w:rFonts w:ascii="Segoe UI" w:hAnsi="Segoe UI" w:cs="Segoe UI"/>
+                <w:sz w:val="22"/>
+                <w:szCs w:val="22"/>
+              </w:rPr>
+              <w:t>txt</w:t>
+            </w:r>
           </w:p>
         </w:tc>
       </w:tr>
@@ -3195,6 +3993,7 @@
                 <w:sz w:val="22"/>
                 <w:szCs w:val="22"/>
               </w:rPr>
+              <w:lastRenderedPageBreak/>
               <w:t>10</w:t>
             </w:r>
           </w:p>
@@ -3377,6 +4176,307 @@
                 <w:szCs w:val="22"/>
               </w:rPr>
             </w:pPr>
+            <w:r>
+              <w:rPr>
+                <w:rFonts w:ascii="Segoe UI" w:hAnsi="Segoe UI" w:cs="Segoe UI"/>
+                <w:sz w:val="22"/>
+                <w:szCs w:val="22"/>
+              </w:rPr>
+              <w:t>-----------------------------</w:t>
+            </w:r>
+          </w:p>
+          <w:p>
+            <w:pPr>
+              <w:spacing w:line="276" w:lineRule="auto"/>
+              <w:cnfStyle w:val="000000000000" w:firstRow="0" w:lastRow="0" w:firstColumn="0" w:lastColumn="0" w:oddVBand="0" w:evenVBand="0" w:oddHBand="0" w:evenHBand="0" w:firstRowFirstColumn="0" w:firstRowLastColumn="0" w:lastRowFirstColumn="0" w:lastRowLastColumn="0"/>
+              <w:rPr>
+                <w:rFonts w:ascii="Segoe UI" w:hAnsi="Segoe UI" w:cs="Segoe UI"/>
+                <w:sz w:val="22"/>
+                <w:szCs w:val="22"/>
+              </w:rPr>
+            </w:pPr>
+            <w:r>
+              <w:rPr>
+                <w:rFonts w:ascii="Segoe UI" w:hAnsi="Segoe UI" w:cs="Segoe UI"/>
+                <w:sz w:val="22"/>
+                <w:szCs w:val="22"/>
+              </w:rPr>
+              <w:t>server-</w:t>
+            </w:r>
+            <w:r>
+              <w:rPr>
+                <w:rFonts w:ascii="Segoe UI" w:hAnsi="Segoe UI" w:cs="Segoe UI"/>
+                <w:sz w:val="22"/>
+                <w:szCs w:val="22"/>
+              </w:rPr>
+              <w:t>append</w:t>
+            </w:r>
+            <w:r>
+              <w:rPr>
+                <w:rFonts w:ascii="Segoe UI" w:hAnsi="Segoe UI" w:cs="Segoe UI"/>
+                <w:sz w:val="22"/>
+                <w:szCs w:val="22"/>
+              </w:rPr>
+              <w:t>-viewport-measurements.png</w:t>
+            </w:r>
+          </w:p>
+          <w:p>
+            <w:pPr>
+              <w:spacing w:line="276" w:lineRule="auto"/>
+              <w:cnfStyle w:val="000000000000" w:firstRow="0" w:lastRow="0" w:firstColumn="0" w:lastColumn="0" w:oddVBand="0" w:evenVBand="0" w:oddHBand="0" w:evenHBand="0" w:firstRowFirstColumn="0" w:firstRowLastColumn="0" w:lastRowFirstColumn="0" w:lastRowLastColumn="0"/>
+              <w:rPr>
+                <w:rFonts w:ascii="Segoe UI" w:hAnsi="Segoe UI" w:cs="Segoe UI"/>
+                <w:sz w:val="22"/>
+                <w:szCs w:val="22"/>
+              </w:rPr>
+            </w:pPr>
+            <w:proofErr w:type="spellStart"/>
+            <w:r>
+              <w:rPr>
+                <w:rFonts w:ascii="Segoe UI" w:hAnsi="Segoe UI" w:cs="Segoe UI"/>
+                <w:sz w:val="22"/>
+                <w:szCs w:val="22"/>
+              </w:rPr>
+              <w:t>wasm</w:t>
+            </w:r>
+            <w:proofErr w:type="spellEnd"/>
+            <w:r>
+              <w:rPr>
+                <w:rFonts w:ascii="Segoe UI" w:hAnsi="Segoe UI" w:cs="Segoe UI"/>
+                <w:sz w:val="22"/>
+                <w:szCs w:val="22"/>
+              </w:rPr>
+              <w:t>-</w:t>
+            </w:r>
+            <w:r>
+              <w:rPr>
+                <w:rFonts w:ascii="Segoe UI" w:hAnsi="Segoe UI" w:cs="Segoe UI"/>
+                <w:sz w:val="22"/>
+                <w:szCs w:val="22"/>
+              </w:rPr>
+              <w:t xml:space="preserve"> </w:t>
+            </w:r>
+            <w:r>
+              <w:rPr>
+                <w:rFonts w:ascii="Segoe UI" w:hAnsi="Segoe UI" w:cs="Segoe UI"/>
+                <w:sz w:val="22"/>
+                <w:szCs w:val="22"/>
+              </w:rPr>
+              <w:t>append</w:t>
+            </w:r>
+            <w:r>
+              <w:rPr>
+                <w:rFonts w:ascii="Segoe UI" w:hAnsi="Segoe UI" w:cs="Segoe UI"/>
+                <w:sz w:val="22"/>
+                <w:szCs w:val="22"/>
+              </w:rPr>
+              <w:t>-viewport-measurements.png</w:t>
+            </w:r>
+          </w:p>
+          <w:p>
+            <w:pPr>
+              <w:spacing w:line="276" w:lineRule="auto"/>
+              <w:cnfStyle w:val="000000000000" w:firstRow="0" w:lastRow="0" w:firstColumn="0" w:lastColumn="0" w:oddVBand="0" w:evenVBand="0" w:oddHBand="0" w:evenHBand="0" w:firstRowFirstColumn="0" w:firstRowLastColumn="0" w:lastRowFirstColumn="0" w:lastRowLastColumn="0"/>
+              <w:rPr>
+                <w:rFonts w:ascii="Segoe UI" w:hAnsi="Segoe UI" w:cs="Segoe UI"/>
+                <w:sz w:val="22"/>
+                <w:szCs w:val="22"/>
+              </w:rPr>
+            </w:pPr>
+            <w:r>
+              <w:rPr>
+                <w:rFonts w:ascii="Segoe UI" w:hAnsi="Segoe UI" w:cs="Segoe UI"/>
+                <w:sz w:val="22"/>
+                <w:szCs w:val="22"/>
+              </w:rPr>
+              <w:t>auto-server-</w:t>
+            </w:r>
+            <w:r>
+              <w:rPr>
+                <w:rFonts w:ascii="Segoe UI" w:hAnsi="Segoe UI" w:cs="Segoe UI"/>
+                <w:sz w:val="22"/>
+                <w:szCs w:val="22"/>
+              </w:rPr>
+              <w:t>append</w:t>
+            </w:r>
+            <w:r>
+              <w:rPr>
+                <w:rFonts w:ascii="Segoe UI" w:hAnsi="Segoe UI" w:cs="Segoe UI"/>
+                <w:sz w:val="22"/>
+                <w:szCs w:val="22"/>
+              </w:rPr>
+              <w:t xml:space="preserve"> </w:t>
+            </w:r>
+            <w:r>
+              <w:rPr>
+                <w:rFonts w:ascii="Segoe UI" w:hAnsi="Segoe UI" w:cs="Segoe UI"/>
+                <w:sz w:val="22"/>
+                <w:szCs w:val="22"/>
+              </w:rPr>
+              <w:t>-viewport-measurements.png</w:t>
+            </w:r>
+          </w:p>
+          <w:p>
+            <w:pPr>
+              <w:spacing w:line="276" w:lineRule="auto"/>
+              <w:cnfStyle w:val="000000000000" w:firstRow="0" w:lastRow="0" w:firstColumn="0" w:lastColumn="0" w:oddVBand="0" w:evenVBand="0" w:oddHBand="0" w:evenHBand="0" w:firstRowFirstColumn="0" w:firstRowLastColumn="0" w:lastRowFirstColumn="0" w:lastRowLastColumn="0"/>
+              <w:rPr>
+                <w:rFonts w:ascii="Segoe UI" w:hAnsi="Segoe UI" w:cs="Segoe UI"/>
+                <w:sz w:val="22"/>
+                <w:szCs w:val="22"/>
+              </w:rPr>
+            </w:pPr>
+            <w:r>
+              <w:rPr>
+                <w:rFonts w:ascii="Segoe UI" w:hAnsi="Segoe UI" w:cs="Segoe UI"/>
+                <w:sz w:val="22"/>
+                <w:szCs w:val="22"/>
+              </w:rPr>
+              <w:t>auto-wasm-</w:t>
+            </w:r>
+            <w:r>
+              <w:rPr>
+                <w:rFonts w:ascii="Segoe UI" w:hAnsi="Segoe UI" w:cs="Segoe UI"/>
+                <w:sz w:val="22"/>
+                <w:szCs w:val="22"/>
+              </w:rPr>
+              <w:t>append</w:t>
+            </w:r>
+            <w:r>
+              <w:rPr>
+                <w:rFonts w:ascii="Segoe UI" w:hAnsi="Segoe UI" w:cs="Segoe UI"/>
+                <w:sz w:val="22"/>
+                <w:szCs w:val="22"/>
+              </w:rPr>
+              <w:t>-viewport-measurements.png</w:t>
+            </w:r>
+          </w:p>
+          <w:p>
+            <w:pPr>
+              <w:spacing w:line="276" w:lineRule="auto"/>
+              <w:cnfStyle w:val="000000000000" w:firstRow="0" w:lastRow="0" w:firstColumn="0" w:lastColumn="0" w:oddVBand="0" w:evenVBand="0" w:oddHBand="0" w:evenHBand="0" w:firstRowFirstColumn="0" w:firstRowLastColumn="0" w:lastRowFirstColumn="0" w:lastRowLastColumn="0"/>
+              <w:rPr>
+                <w:rFonts w:ascii="Segoe UI" w:hAnsi="Segoe UI" w:cs="Segoe UI"/>
+                <w:sz w:val="22"/>
+                <w:szCs w:val="22"/>
+              </w:rPr>
+            </w:pPr>
+            <w:r>
+              <w:rPr>
+                <w:rFonts w:ascii="Segoe UI" w:hAnsi="Segoe UI" w:cs="Segoe UI"/>
+                <w:sz w:val="22"/>
+                <w:szCs w:val="22"/>
+              </w:rPr>
+              <w:t>-----------------------------</w:t>
+            </w:r>
+          </w:p>
+          <w:p>
+            <w:pPr>
+              <w:spacing w:line="276" w:lineRule="auto"/>
+              <w:cnfStyle w:val="000000000000" w:firstRow="0" w:lastRow="0" w:firstColumn="0" w:lastColumn="0" w:oddVBand="0" w:evenVBand="0" w:oddHBand="0" w:evenHBand="0" w:firstRowFirstColumn="0" w:firstRowLastColumn="0" w:lastRowFirstColumn="0" w:lastRowLastColumn="0"/>
+              <w:rPr>
+                <w:rFonts w:ascii="Segoe UI" w:hAnsi="Segoe UI" w:cs="Segoe UI"/>
+                <w:sz w:val="22"/>
+                <w:szCs w:val="22"/>
+              </w:rPr>
+            </w:pPr>
+            <w:r>
+              <w:rPr>
+                <w:rFonts w:ascii="Segoe UI" w:hAnsi="Segoe UI" w:cs="Segoe UI"/>
+                <w:sz w:val="22"/>
+                <w:szCs w:val="22"/>
+              </w:rPr>
+              <w:t>server-append-viewport-measurements.txt</w:t>
+            </w:r>
+          </w:p>
+          <w:p>
+            <w:pPr>
+              <w:spacing w:line="276" w:lineRule="auto"/>
+              <w:cnfStyle w:val="000000000000" w:firstRow="0" w:lastRow="0" w:firstColumn="0" w:lastColumn="0" w:oddVBand="0" w:evenVBand="0" w:oddHBand="0" w:evenHBand="0" w:firstRowFirstColumn="0" w:firstRowLastColumn="0" w:lastRowFirstColumn="0" w:lastRowLastColumn="0"/>
+              <w:rPr>
+                <w:rFonts w:ascii="Segoe UI" w:hAnsi="Segoe UI" w:cs="Segoe UI"/>
+                <w:sz w:val="22"/>
+                <w:szCs w:val="22"/>
+              </w:rPr>
+            </w:pPr>
+            <w:r>
+              <w:rPr>
+                <w:rFonts w:ascii="Segoe UI" w:hAnsi="Segoe UI" w:cs="Segoe UI"/>
+                <w:sz w:val="22"/>
+                <w:szCs w:val="22"/>
+              </w:rPr>
+              <w:t>wasm-append-viewport-measurements.txt</w:t>
+            </w:r>
+          </w:p>
+          <w:p>
+            <w:pPr>
+              <w:spacing w:line="276" w:lineRule="auto"/>
+              <w:cnfStyle w:val="000000000000" w:firstRow="0" w:lastRow="0" w:firstColumn="0" w:lastColumn="0" w:oddVBand="0" w:evenVBand="0" w:oddHBand="0" w:evenHBand="0" w:firstRowFirstColumn="0" w:firstRowLastColumn="0" w:lastRowFirstColumn="0" w:lastRowLastColumn="0"/>
+              <w:rPr>
+                <w:rFonts w:ascii="Segoe UI" w:hAnsi="Segoe UI" w:cs="Segoe UI"/>
+                <w:sz w:val="22"/>
+                <w:szCs w:val="22"/>
+              </w:rPr>
+            </w:pPr>
+            <w:r>
+              <w:rPr>
+                <w:rFonts w:ascii="Segoe UI" w:hAnsi="Segoe UI" w:cs="Segoe UI"/>
+                <w:sz w:val="22"/>
+                <w:szCs w:val="22"/>
+              </w:rPr>
+              <w:t>auto-server-append-viewport-measurements</w:t>
+            </w:r>
+            <w:r>
+              <w:rPr>
+                <w:rFonts w:ascii="Segoe UI" w:hAnsi="Segoe UI" w:cs="Segoe UI"/>
+                <w:sz w:val="22"/>
+                <w:szCs w:val="22"/>
+              </w:rPr>
+              <w:t>.</w:t>
+            </w:r>
+            <w:r>
+              <w:rPr>
+                <w:rFonts w:ascii="Segoe UI" w:hAnsi="Segoe UI" w:cs="Segoe UI"/>
+                <w:sz w:val="22"/>
+                <w:szCs w:val="22"/>
+              </w:rPr>
+              <w:t>txt</w:t>
+            </w:r>
+          </w:p>
+          <w:p>
+            <w:pPr>
+              <w:spacing w:line="276" w:lineRule="auto"/>
+              <w:cnfStyle w:val="000000000000" w:firstRow="0" w:lastRow="0" w:firstColumn="0" w:lastColumn="0" w:oddVBand="0" w:evenVBand="0" w:oddHBand="0" w:evenHBand="0" w:firstRowFirstColumn="0" w:firstRowLastColumn="0" w:lastRowFirstColumn="0" w:lastRowLastColumn="0"/>
+              <w:rPr>
+                <w:rFonts w:ascii="Segoe UI" w:hAnsi="Segoe UI" w:cs="Segoe UI"/>
+                <w:sz w:val="22"/>
+                <w:szCs w:val="22"/>
+              </w:rPr>
+            </w:pPr>
+            <w:r>
+              <w:rPr>
+                <w:rFonts w:ascii="Segoe UI" w:hAnsi="Segoe UI" w:cs="Segoe UI"/>
+                <w:sz w:val="22"/>
+                <w:szCs w:val="22"/>
+              </w:rPr>
+              <w:t>auto-wasm-append-viewport-measurements</w:t>
+            </w:r>
+            <w:r>
+              <w:rPr>
+                <w:rFonts w:ascii="Segoe UI" w:hAnsi="Segoe UI" w:cs="Segoe UI"/>
+                <w:sz w:val="22"/>
+                <w:szCs w:val="22"/>
+              </w:rPr>
+              <w:t>.</w:t>
+            </w:r>
+            <w:r>
+              <w:rPr>
+                <w:rFonts w:ascii="Segoe UI" w:hAnsi="Segoe UI" w:cs="Segoe UI"/>
+                <w:sz w:val="22"/>
+                <w:szCs w:val="22"/>
+              </w:rPr>
+              <w:t>txt</w:t>
+            </w:r>
           </w:p>
         </w:tc>
       </w:tr>
@@ -3438,7 +4538,16 @@
                 <w:sz w:val="22"/>
                 <w:szCs w:val="22"/>
               </w:rPr>
-              <w:t>Inspect provider requests during prepend and append refreshes</w:t>
+              <w:t xml:space="preserve">Inspect provider requests during </w:t>
+            </w:r>
+            <w:r>
+              <w:rPr>
+                <w:rFonts w:ascii="Segoe UI" w:hAnsi="Segoe UI" w:cs="Segoe UI"/>
+                <w:sz w:val="22"/>
+                <w:szCs w:val="22"/>
+              </w:rPr>
+              <w:lastRenderedPageBreak/>
+              <w:t>prepend and append refreshes</w:t>
             </w:r>
           </w:p>
         </w:tc>
@@ -3463,15 +4572,8 @@
                 <w:sz w:val="22"/>
                 <w:szCs w:val="22"/>
               </w:rPr>
-              <w:t xml:space="preserve">Does Not </w:t>
-            </w:r>
-            <w:r>
-              <w:rPr>
-                <w:rFonts w:ascii="Segoe UI" w:hAnsi="Segoe UI" w:cs="Segoe UI"/>
-                <w:sz w:val="22"/>
-                <w:szCs w:val="22"/>
-              </w:rPr>
-              <w:t>Works Properly</w:t>
+              <w:lastRenderedPageBreak/>
+              <w:t>Failed</w:t>
             </w:r>
           </w:p>
         </w:tc>
@@ -3496,7 +4598,16 @@
                 <w:sz w:val="22"/>
                 <w:szCs w:val="22"/>
               </w:rPr>
-              <w:t>Every tested renderer issued repeated identical provider requests for the same range and data version.</w:t>
+              <w:t xml:space="preserve">Every tested renderer issued repeated identical provider </w:t>
+            </w:r>
+            <w:r>
+              <w:rPr>
+                <w:rFonts w:ascii="Segoe UI" w:hAnsi="Segoe UI" w:cs="Segoe UI"/>
+                <w:sz w:val="22"/>
+                <w:szCs w:val="22"/>
+              </w:rPr>
+              <w:lastRenderedPageBreak/>
+              <w:t>requests for the same range and data version.</w:t>
             </w:r>
           </w:p>
         </w:tc>
@@ -3520,6 +4631,7 @@
                 <w:sz w:val="22"/>
                 <w:szCs w:val="22"/>
               </w:rPr>
+              <w:lastRenderedPageBreak/>
               <w:t>server-append-provider-log.png</w:t>
             </w:r>
             <w:r>
@@ -3566,6 +4678,7 @@
                 <w:sz w:val="22"/>
                 <w:szCs w:val="22"/>
               </w:rPr>
+              <w:lastRenderedPageBreak/>
               <w:t>-----------------------------</w:t>
             </w:r>
           </w:p>
@@ -3612,7 +4725,6 @@
                 <w:sz w:val="22"/>
                 <w:szCs w:val="22"/>
               </w:rPr>
-              <w:lastRenderedPageBreak/>
               <w:t>webassembly-prepend-provider-log.png</w:t>
             </w:r>
           </w:p>
@@ -3877,7 +4989,7 @@
                 <w:sz w:val="22"/>
                 <w:szCs w:val="22"/>
               </w:rPr>
-              <w:t>server-filter-2000-provider-log.png, webassembly-filter-2000-provider-log.png, auto-server-filter-2000-provider-log.png, auto-wasm-filter-2000-provider-log.png</w:t>
+              <w:t>server-filter-2000-provider-log.png, webassembly-filter-2000-provider-log.png,</w:t>
             </w:r>
           </w:p>
           <w:p>
@@ -3896,6 +5008,44 @@
                 <w:sz w:val="22"/>
                 <w:szCs w:val="22"/>
               </w:rPr>
+              <w:t>auto-server-filter-2000-provider-log.png,</w:t>
+            </w:r>
+          </w:p>
+          <w:p>
+            <w:pPr>
+              <w:spacing w:line="276" w:lineRule="auto"/>
+              <w:cnfStyle w:val="000000000000" w:firstRow="0" w:lastRow="0" w:firstColumn="0" w:lastColumn="0" w:oddVBand="0" w:evenVBand="0" w:oddHBand="0" w:evenHBand="0" w:firstRowFirstColumn="0" w:firstRowLastColumn="0" w:lastRowFirstColumn="0" w:lastRowLastColumn="0"/>
+              <w:rPr>
+                <w:rFonts w:ascii="Segoe UI" w:hAnsi="Segoe UI" w:cs="Segoe UI"/>
+                <w:sz w:val="22"/>
+                <w:szCs w:val="22"/>
+              </w:rPr>
+            </w:pPr>
+            <w:r>
+              <w:rPr>
+                <w:rFonts w:ascii="Segoe UI" w:hAnsi="Segoe UI" w:cs="Segoe UI"/>
+                <w:sz w:val="22"/>
+                <w:szCs w:val="22"/>
+              </w:rPr>
+              <w:t>auto-wasm-filter-2000-provider-log.png</w:t>
+            </w:r>
+          </w:p>
+          <w:p>
+            <w:pPr>
+              <w:spacing w:line="276" w:lineRule="auto"/>
+              <w:cnfStyle w:val="000000000000" w:firstRow="0" w:lastRow="0" w:firstColumn="0" w:lastColumn="0" w:oddVBand="0" w:evenVBand="0" w:oddHBand="0" w:evenHBand="0" w:firstRowFirstColumn="0" w:firstRowLastColumn="0" w:lastRowFirstColumn="0" w:lastRowLastColumn="0"/>
+              <w:rPr>
+                <w:rFonts w:ascii="Segoe UI" w:hAnsi="Segoe UI" w:cs="Segoe UI"/>
+                <w:sz w:val="22"/>
+                <w:szCs w:val="22"/>
+              </w:rPr>
+            </w:pPr>
+            <w:r>
+              <w:rPr>
+                <w:rFonts w:ascii="Segoe UI" w:hAnsi="Segoe UI" w:cs="Segoe UI"/>
+                <w:sz w:val="22"/>
+                <w:szCs w:val="22"/>
+              </w:rPr>
               <w:t>-----------------------------</w:t>
             </w:r>
           </w:p>
@@ -3953,7 +5103,66 @@
                 <w:sz w:val="22"/>
                 <w:szCs w:val="22"/>
               </w:rPr>
-              <w:t>auto-filtering.gif</w:t>
+              <w:t>auto</w:t>
+            </w:r>
+            <w:r>
+              <w:rPr>
+                <w:rFonts w:ascii="Segoe UI" w:hAnsi="Segoe UI" w:cs="Segoe UI"/>
+                <w:sz w:val="22"/>
+                <w:szCs w:val="22"/>
+              </w:rPr>
+              <w:t>-server</w:t>
+            </w:r>
+            <w:r>
+              <w:rPr>
+                <w:rFonts w:ascii="Segoe UI" w:hAnsi="Segoe UI" w:cs="Segoe UI"/>
+                <w:sz w:val="22"/>
+                <w:szCs w:val="22"/>
+              </w:rPr>
+              <w:t>-filtering.gif</w:t>
+            </w:r>
+          </w:p>
+          <w:p>
+            <w:pPr>
+              <w:spacing w:line="276" w:lineRule="auto"/>
+              <w:cnfStyle w:val="000000000000" w:firstRow="0" w:lastRow="0" w:firstColumn="0" w:lastColumn="0" w:oddVBand="0" w:evenVBand="0" w:oddHBand="0" w:evenHBand="0" w:firstRowFirstColumn="0" w:firstRowLastColumn="0" w:lastRowFirstColumn="0" w:lastRowLastColumn="0"/>
+              <w:rPr>
+                <w:rFonts w:ascii="Segoe UI" w:hAnsi="Segoe UI" w:cs="Segoe UI"/>
+                <w:sz w:val="22"/>
+                <w:szCs w:val="22"/>
+              </w:rPr>
+            </w:pPr>
+            <w:r>
+              <w:rPr>
+                <w:rFonts w:ascii="Segoe UI" w:hAnsi="Segoe UI" w:cs="Segoe UI"/>
+                <w:sz w:val="22"/>
+                <w:szCs w:val="22"/>
+              </w:rPr>
+              <w:t>auto</w:t>
+            </w:r>
+            <w:r>
+              <w:rPr>
+                <w:rFonts w:ascii="Segoe UI" w:hAnsi="Segoe UI" w:cs="Segoe UI"/>
+                <w:sz w:val="22"/>
+                <w:szCs w:val="22"/>
+              </w:rPr>
+              <w:t>-</w:t>
+            </w:r>
+            <w:r>
+              <w:rPr>
+                <w:rFonts w:ascii="Segoe UI" w:hAnsi="Segoe UI" w:cs="Segoe UI"/>
+                <w:sz w:val="22"/>
+                <w:szCs w:val="22"/>
+              </w:rPr>
+              <w:t>wasm</w:t>
+            </w:r>
+            <w:r>
+              <w:rPr>
+                <w:rFonts w:ascii="Segoe UI" w:hAnsi="Segoe UI" w:cs="Segoe UI"/>
+                <w:sz w:val="22"/>
+                <w:szCs w:val="22"/>
+              </w:rPr>
+              <w:t>-filtering.gif</w:t>
             </w:r>
           </w:p>
         </w:tc>
@@ -4086,7 +5295,23 @@
                 <w:sz w:val="22"/>
                 <w:szCs w:val="22"/>
               </w:rPr>
-              <w:t>server-placeholder-result.png, webassembly-placeholder-result.png, auto-placeholder-result.png</w:t>
+              <w:t>server-placeholder-result.png, webassembly-placeholder-result.png, auto</w:t>
+            </w:r>
+            <w:r>
+              <w:rPr>
+                <w:rFonts w:ascii="Segoe UI" w:hAnsi="Segoe UI" w:cs="Segoe UI"/>
+                <w:sz w:val="22"/>
+                <w:szCs w:val="22"/>
+              </w:rPr>
+              <w:t>-server</w:t>
+            </w:r>
+            <w:r>
+              <w:rPr>
+                <w:rFonts w:ascii="Segoe UI" w:hAnsi="Segoe UI" w:cs="Segoe UI"/>
+                <w:sz w:val="22"/>
+                <w:szCs w:val="22"/>
+              </w:rPr>
+              <w:t>-placeholder-result.png</w:t>
             </w:r>
           </w:p>
           <w:p>
@@ -4105,6 +5330,41 @@
                 <w:sz w:val="22"/>
                 <w:szCs w:val="22"/>
               </w:rPr>
+              <w:t>auto</w:t>
+            </w:r>
+            <w:r>
+              <w:rPr>
+                <w:rFonts w:ascii="Segoe UI" w:hAnsi="Segoe UI" w:cs="Segoe UI"/>
+                <w:sz w:val="22"/>
+                <w:szCs w:val="22"/>
+              </w:rPr>
+              <w:t>-wasm</w:t>
+            </w:r>
+            <w:r>
+              <w:rPr>
+                <w:rFonts w:ascii="Segoe UI" w:hAnsi="Segoe UI" w:cs="Segoe UI"/>
+                <w:sz w:val="22"/>
+                <w:szCs w:val="22"/>
+              </w:rPr>
+              <w:t>-placeholder-result.png</w:t>
+            </w:r>
+          </w:p>
+          <w:p>
+            <w:pPr>
+              <w:spacing w:line="276" w:lineRule="auto"/>
+              <w:cnfStyle w:val="000000100000" w:firstRow="0" w:lastRow="0" w:firstColumn="0" w:lastColumn="0" w:oddVBand="0" w:evenVBand="0" w:oddHBand="1" w:evenHBand="0" w:firstRowFirstColumn="0" w:firstRowLastColumn="0" w:lastRowFirstColumn="0" w:lastRowLastColumn="0"/>
+              <w:rPr>
+                <w:rFonts w:ascii="Segoe UI" w:hAnsi="Segoe UI" w:cs="Segoe UI"/>
+                <w:sz w:val="22"/>
+                <w:szCs w:val="22"/>
+              </w:rPr>
+            </w:pPr>
+            <w:r>
+              <w:rPr>
+                <w:rFonts w:ascii="Segoe UI" w:hAnsi="Segoe UI" w:cs="Segoe UI"/>
+                <w:sz w:val="22"/>
+                <w:szCs w:val="22"/>
+              </w:rPr>
               <w:t>-----------------------------</w:t>
             </w:r>
           </w:p>
@@ -4143,6 +5403,7 @@
                 <w:sz w:val="22"/>
                 <w:szCs w:val="22"/>
               </w:rPr>
+              <w:lastRenderedPageBreak/>
               <w:t>webassembly-placeholder-alignment.gif,</w:t>
             </w:r>
           </w:p>
@@ -4162,7 +5423,66 @@
                 <w:sz w:val="22"/>
                 <w:szCs w:val="22"/>
               </w:rPr>
-              <w:t>auto-placeholder-alignment.gif</w:t>
+              <w:t>auto</w:t>
+            </w:r>
+            <w:r>
+              <w:rPr>
+                <w:rFonts w:ascii="Segoe UI" w:hAnsi="Segoe UI" w:cs="Segoe UI"/>
+                <w:sz w:val="22"/>
+                <w:szCs w:val="22"/>
+              </w:rPr>
+              <w:t>-server</w:t>
+            </w:r>
+            <w:r>
+              <w:rPr>
+                <w:rFonts w:ascii="Segoe UI" w:hAnsi="Segoe UI" w:cs="Segoe UI"/>
+                <w:sz w:val="22"/>
+                <w:szCs w:val="22"/>
+              </w:rPr>
+              <w:t>-placeholder-alignment.gif</w:t>
+            </w:r>
+          </w:p>
+          <w:p>
+            <w:pPr>
+              <w:spacing w:line="276" w:lineRule="auto"/>
+              <w:cnfStyle w:val="000000100000" w:firstRow="0" w:lastRow="0" w:firstColumn="0" w:lastColumn="0" w:oddVBand="0" w:evenVBand="0" w:oddHBand="1" w:evenHBand="0" w:firstRowFirstColumn="0" w:firstRowLastColumn="0" w:lastRowFirstColumn="0" w:lastRowLastColumn="0"/>
+              <w:rPr>
+                <w:rFonts w:ascii="Segoe UI" w:hAnsi="Segoe UI" w:cs="Segoe UI"/>
+                <w:sz w:val="22"/>
+                <w:szCs w:val="22"/>
+              </w:rPr>
+            </w:pPr>
+            <w:r>
+              <w:rPr>
+                <w:rFonts w:ascii="Segoe UI" w:hAnsi="Segoe UI" w:cs="Segoe UI"/>
+                <w:sz w:val="22"/>
+                <w:szCs w:val="22"/>
+              </w:rPr>
+              <w:t>auto</w:t>
+            </w:r>
+            <w:r>
+              <w:rPr>
+                <w:rFonts w:ascii="Segoe UI" w:hAnsi="Segoe UI" w:cs="Segoe UI"/>
+                <w:sz w:val="22"/>
+                <w:szCs w:val="22"/>
+              </w:rPr>
+              <w:t>-</w:t>
+            </w:r>
+            <w:r>
+              <w:rPr>
+                <w:rFonts w:ascii="Segoe UI" w:hAnsi="Segoe UI" w:cs="Segoe UI"/>
+                <w:sz w:val="22"/>
+                <w:szCs w:val="22"/>
+              </w:rPr>
+              <w:t>wasm</w:t>
+            </w:r>
+            <w:r>
+              <w:rPr>
+                <w:rFonts w:ascii="Segoe UI" w:hAnsi="Segoe UI" w:cs="Segoe UI"/>
+                <w:sz w:val="22"/>
+                <w:szCs w:val="22"/>
+              </w:rPr>
+              <w:t>-placeholder-alignment.gif</w:t>
             </w:r>
           </w:p>
         </w:tc>
@@ -4188,6 +5508,7 @@
                 <w:sz w:val="22"/>
                 <w:szCs w:val="22"/>
               </w:rPr>
+              <w:lastRenderedPageBreak/>
               <w:t>1</w:t>
             </w:r>
             <w:r>
@@ -4268,16 +5589,7 @@
                 <w:sz w:val="22"/>
                 <w:szCs w:val="22"/>
               </w:rPr>
-              <w:t xml:space="preserve">The grid recalculated the visible range and </w:t>
-            </w:r>
-            <w:r>
-              <w:rPr>
-                <w:rFonts w:ascii="Segoe UI" w:hAnsi="Segoe UI" w:cs="Segoe UI"/>
-                <w:sz w:val="22"/>
-                <w:szCs w:val="22"/>
-              </w:rPr>
-              <w:lastRenderedPageBreak/>
-              <w:t>remained usable without row overlap.</w:t>
+              <w:t>The grid recalculated the visible range and remained usable without row overlap.</w:t>
             </w:r>
           </w:p>
         </w:tc>
@@ -4301,7 +5613,6 @@
                 <w:sz w:val="22"/>
                 <w:szCs w:val="22"/>
               </w:rPr>
-              <w:lastRenderedPageBreak/>
               <w:t>server-resize-zoom.gif,</w:t>
             </w:r>
           </w:p>
@@ -4340,8 +5651,66 @@
                 <w:sz w:val="22"/>
                 <w:szCs w:val="22"/>
               </w:rPr>
-              <w:lastRenderedPageBreak/>
-              <w:t>auto-resize-zoom.gif</w:t>
+              <w:t>auto</w:t>
+            </w:r>
+            <w:r>
+              <w:rPr>
+                <w:rFonts w:ascii="Segoe UI" w:hAnsi="Segoe UI" w:cs="Segoe UI"/>
+                <w:sz w:val="22"/>
+                <w:szCs w:val="22"/>
+              </w:rPr>
+              <w:t>-server</w:t>
+            </w:r>
+            <w:r>
+              <w:rPr>
+                <w:rFonts w:ascii="Segoe UI" w:hAnsi="Segoe UI" w:cs="Segoe UI"/>
+                <w:sz w:val="22"/>
+                <w:szCs w:val="22"/>
+              </w:rPr>
+              <w:t>-resize-zoom.gif</w:t>
+            </w:r>
+          </w:p>
+          <w:p>
+            <w:pPr>
+              <w:spacing w:line="276" w:lineRule="auto"/>
+              <w:cnfStyle w:val="000000000000" w:firstRow="0" w:lastRow="0" w:firstColumn="0" w:lastColumn="0" w:oddVBand="0" w:evenVBand="0" w:oddHBand="0" w:evenHBand="0" w:firstRowFirstColumn="0" w:firstRowLastColumn="0" w:lastRowFirstColumn="0" w:lastRowLastColumn="0"/>
+              <w:rPr>
+                <w:rFonts w:ascii="Segoe UI" w:hAnsi="Segoe UI" w:cs="Segoe UI"/>
+                <w:sz w:val="22"/>
+                <w:szCs w:val="22"/>
+              </w:rPr>
+            </w:pPr>
+            <w:r>
+              <w:rPr>
+                <w:rFonts w:ascii="Segoe UI" w:hAnsi="Segoe UI" w:cs="Segoe UI"/>
+                <w:sz w:val="22"/>
+                <w:szCs w:val="22"/>
+              </w:rPr>
+              <w:t>auto</w:t>
+            </w:r>
+            <w:r>
+              <w:rPr>
+                <w:rFonts w:ascii="Segoe UI" w:hAnsi="Segoe UI" w:cs="Segoe UI"/>
+                <w:sz w:val="22"/>
+                <w:szCs w:val="22"/>
+              </w:rPr>
+              <w:t>-</w:t>
+            </w:r>
+            <w:r>
+              <w:rPr>
+                <w:rFonts w:ascii="Segoe UI" w:hAnsi="Segoe UI" w:cs="Segoe UI"/>
+                <w:sz w:val="22"/>
+                <w:szCs w:val="22"/>
+              </w:rPr>
+              <w:t>wasm</w:t>
+            </w:r>
+            <w:r>
+              <w:rPr>
+                <w:rFonts w:ascii="Segoe UI" w:hAnsi="Segoe UI" w:cs="Segoe UI"/>
+                <w:sz w:val="22"/>
+                <w:szCs w:val="22"/>
+              </w:rPr>
+              <w:t>-resize-zoom.gif</w:t>
             </w:r>
           </w:p>
         </w:tc>
@@ -4370,7 +5739,6 @@
                 <w:sz w:val="22"/>
                 <w:szCs w:val="22"/>
               </w:rPr>
-              <w:lastRenderedPageBreak/>
               <w:t>1</w:t>
             </w:r>
             <w:r>
@@ -4451,7 +5819,43 @@
                 <w:sz w:val="22"/>
                 <w:szCs w:val="22"/>
               </w:rPr>
-              <w:t>Virtualization markup and spacer elements were present. No unexpected browser console or host errors were observed during the tested interactions.</w:t>
+              <w:t xml:space="preserve">Bounded Server and Auto-Server host logs contain action, timer-batch, and provider lifecycle markers. Interactive </w:t>
+            </w:r>
+            <w:proofErr w:type="spellStart"/>
+            <w:r>
+              <w:rPr>
+                <w:rFonts w:ascii="Segoe UI" w:hAnsi="Segoe UI" w:cs="Segoe UI"/>
+                <w:sz w:val="22"/>
+                <w:szCs w:val="22"/>
+              </w:rPr>
+              <w:t>WebAssembly</w:t>
+            </w:r>
+            <w:proofErr w:type="spellEnd"/>
+            <w:r>
+              <w:rPr>
+                <w:rFonts w:ascii="Segoe UI" w:hAnsi="Segoe UI" w:cs="Segoe UI"/>
+                <w:sz w:val="22"/>
+                <w:szCs w:val="22"/>
+              </w:rPr>
+              <w:t xml:space="preserve"> and Auto-</w:t>
+            </w:r>
+            <w:proofErr w:type="spellStart"/>
+            <w:r>
+              <w:rPr>
+                <w:rFonts w:ascii="Segoe UI" w:hAnsi="Segoe UI" w:cs="Segoe UI"/>
+                <w:sz w:val="22"/>
+                <w:szCs w:val="22"/>
+              </w:rPr>
+              <w:t>WebAssembly</w:t>
+            </w:r>
+            <w:proofErr w:type="spellEnd"/>
+            <w:r>
+              <w:rPr>
+                <w:rFonts w:ascii="Segoe UI" w:hAnsi="Segoe UI" w:cs="Segoe UI"/>
+                <w:sz w:val="22"/>
+                <w:szCs w:val="22"/>
+              </w:rPr>
+              <w:t xml:space="preserve"> interactions execute client-side, so their host logs contain host lifecycle entries while their browser logs contain the interaction markers. Across the captured browser and host output, 0 warnings and 0 errors were observed.</w:t>
             </w:r>
           </w:p>
         </w:tc>
@@ -4521,7 +5925,7 @@
                 <w:sz w:val="22"/>
                 <w:szCs w:val="22"/>
               </w:rPr>
-              <w:t>browser-console-no-errors.png,</w:t>
+              <w:t>server-console-no-errors.png</w:t>
             </w:r>
           </w:p>
           <w:p>
@@ -4540,15 +5944,7 @@
                 <w:sz w:val="22"/>
                 <w:szCs w:val="22"/>
               </w:rPr>
-              <w:t>server-network-no-failures</w:t>
-            </w:r>
-            <w:r>
-              <w:rPr>
-                <w:rFonts w:ascii="Segoe UI" w:hAnsi="Segoe UI" w:cs="Segoe UI"/>
-                <w:sz w:val="22"/>
-                <w:szCs w:val="22"/>
-              </w:rPr>
-              <w:t>.png,</w:t>
+              <w:t>webassembly-console-no-errors.png</w:t>
             </w:r>
           </w:p>
           <w:p>
@@ -4567,7 +5963,140 @@
                 <w:sz w:val="22"/>
                 <w:szCs w:val="22"/>
               </w:rPr>
-              <w:t>host-output.txt</w:t>
+              <w:t>auto-server-console-no-errors.png</w:t>
+            </w:r>
+          </w:p>
+          <w:p>
+            <w:pPr>
+              <w:spacing w:line="276" w:lineRule="auto"/>
+              <w:cnfStyle w:val="000000100000" w:firstRow="0" w:lastRow="0" w:firstColumn="0" w:lastColumn="0" w:oddVBand="0" w:evenVBand="0" w:oddHBand="1" w:evenHBand="0" w:firstRowFirstColumn="0" w:firstRowLastColumn="0" w:lastRowFirstColumn="0" w:lastRowLastColumn="0"/>
+              <w:rPr>
+                <w:rFonts w:ascii="Segoe UI" w:hAnsi="Segoe UI" w:cs="Segoe UI"/>
+                <w:sz w:val="22"/>
+                <w:szCs w:val="22"/>
+              </w:rPr>
+            </w:pPr>
+            <w:r>
+              <w:rPr>
+                <w:rFonts w:ascii="Segoe UI" w:hAnsi="Segoe UI" w:cs="Segoe UI"/>
+                <w:sz w:val="22"/>
+                <w:szCs w:val="22"/>
+              </w:rPr>
+              <w:t>auto-wasm-console-no-errors.png</w:t>
+            </w:r>
+          </w:p>
+          <w:p>
+            <w:pPr>
+              <w:spacing w:line="276" w:lineRule="auto"/>
+              <w:cnfStyle w:val="000000100000" w:firstRow="0" w:lastRow="0" w:firstColumn="0" w:lastColumn="0" w:oddVBand="0" w:evenVBand="0" w:oddHBand="1" w:evenHBand="0" w:firstRowFirstColumn="0" w:firstRowLastColumn="0" w:lastRowFirstColumn="0" w:lastRowLastColumn="0"/>
+              <w:rPr>
+                <w:rFonts w:ascii="Segoe UI" w:hAnsi="Segoe UI" w:cs="Segoe UI"/>
+                <w:sz w:val="22"/>
+                <w:szCs w:val="22"/>
+              </w:rPr>
+            </w:pPr>
+            <w:r>
+              <w:rPr>
+                <w:rFonts w:ascii="Segoe UI" w:hAnsi="Segoe UI" w:cs="Segoe UI"/>
+                <w:sz w:val="22"/>
+                <w:szCs w:val="22"/>
+              </w:rPr>
+              <w:t>server-host-bounded-run.txt</w:t>
+            </w:r>
+          </w:p>
+          <w:p>
+            <w:pPr>
+              <w:spacing w:line="276" w:lineRule="auto"/>
+              <w:cnfStyle w:val="000000100000" w:firstRow="0" w:lastRow="0" w:firstColumn="0" w:lastColumn="0" w:oddVBand="0" w:evenVBand="0" w:oddHBand="1" w:evenHBand="0" w:firstRowFirstColumn="0" w:firstRowLastColumn="0" w:lastRowFirstColumn="0" w:lastRowLastColumn="0"/>
+              <w:rPr>
+                <w:rFonts w:ascii="Segoe UI" w:hAnsi="Segoe UI" w:cs="Segoe UI"/>
+                <w:sz w:val="22"/>
+                <w:szCs w:val="22"/>
+              </w:rPr>
+            </w:pPr>
+            <w:r>
+              <w:rPr>
+                <w:rFonts w:ascii="Segoe UI" w:hAnsi="Segoe UI" w:cs="Segoe UI"/>
+                <w:sz w:val="22"/>
+                <w:szCs w:val="22"/>
+              </w:rPr>
+              <w:t>wasm-host-bounded-run.txt</w:t>
+            </w:r>
+          </w:p>
+          <w:p>
+            <w:pPr>
+              <w:spacing w:line="276" w:lineRule="auto"/>
+              <w:cnfStyle w:val="000000100000" w:firstRow="0" w:lastRow="0" w:firstColumn="0" w:lastColumn="0" w:oddVBand="0" w:evenVBand="0" w:oddHBand="1" w:evenHBand="0" w:firstRowFirstColumn="0" w:firstRowLastColumn="0" w:lastRowFirstColumn="0" w:lastRowLastColumn="0"/>
+              <w:rPr>
+                <w:rFonts w:ascii="Segoe UI" w:hAnsi="Segoe UI" w:cs="Segoe UI"/>
+                <w:sz w:val="22"/>
+                <w:szCs w:val="22"/>
+              </w:rPr>
+            </w:pPr>
+            <w:r>
+              <w:rPr>
+                <w:rFonts w:ascii="Segoe UI" w:hAnsi="Segoe UI" w:cs="Segoe UI"/>
+                <w:sz w:val="22"/>
+                <w:szCs w:val="22"/>
+              </w:rPr>
+              <w:t>auto-server-host-bounded-run.txt</w:t>
+            </w:r>
+          </w:p>
+          <w:p>
+            <w:pPr>
+              <w:spacing w:line="276" w:lineRule="auto"/>
+              <w:cnfStyle w:val="000000100000" w:firstRow="0" w:lastRow="0" w:firstColumn="0" w:lastColumn="0" w:oddVBand="0" w:evenVBand="0" w:oddHBand="1" w:evenHBand="0" w:firstRowFirstColumn="0" w:firstRowLastColumn="0" w:lastRowFirstColumn="0" w:lastRowLastColumn="0"/>
+              <w:rPr>
+                <w:rFonts w:ascii="Segoe UI" w:hAnsi="Segoe UI" w:cs="Segoe UI"/>
+                <w:sz w:val="22"/>
+                <w:szCs w:val="22"/>
+              </w:rPr>
+            </w:pPr>
+            <w:r>
+              <w:rPr>
+                <w:rFonts w:ascii="Segoe UI" w:hAnsi="Segoe UI" w:cs="Segoe UI"/>
+                <w:sz w:val="22"/>
+                <w:szCs w:val="22"/>
+              </w:rPr>
+              <w:t>auto-wasm-host-bounded-run.txt</w:t>
+            </w:r>
+          </w:p>
+          <w:p>
+            <w:pPr>
+              <w:spacing w:line="276" w:lineRule="auto"/>
+              <w:cnfStyle w:val="000000100000" w:firstRow="0" w:lastRow="0" w:firstColumn="0" w:lastColumn="0" w:oddVBand="0" w:evenVBand="0" w:oddHBand="1" w:evenHBand="0" w:firstRowFirstColumn="0" w:firstRowLastColumn="0" w:lastRowFirstColumn="0" w:lastRowLastColumn="0"/>
+              <w:rPr>
+                <w:rFonts w:ascii="Segoe UI" w:hAnsi="Segoe UI" w:cs="Segoe UI"/>
+                <w:sz w:val="22"/>
+                <w:szCs w:val="22"/>
+              </w:rPr>
+            </w:pPr>
+            <w:r>
+              <w:rPr>
+                <w:rFonts w:ascii="Segoe UI" w:hAnsi="Segoe UI" w:cs="Segoe UI"/>
+                <w:sz w:val="22"/>
+                <w:szCs w:val="22"/>
+              </w:rPr>
+              <w:t>wasm-console-bounded-run.log</w:t>
+            </w:r>
+          </w:p>
+          <w:p>
+            <w:pPr>
+              <w:spacing w:line="276" w:lineRule="auto"/>
+              <w:cnfStyle w:val="000000100000" w:firstRow="0" w:lastRow="0" w:firstColumn="0" w:lastColumn="0" w:oddVBand="0" w:evenVBand="0" w:oddHBand="1" w:evenHBand="0" w:firstRowFirstColumn="0" w:firstRowLastColumn="0" w:lastRowFirstColumn="0" w:lastRowLastColumn="0"/>
+              <w:rPr>
+                <w:rFonts w:ascii="Segoe UI" w:hAnsi="Segoe UI" w:cs="Segoe UI"/>
+                <w:sz w:val="22"/>
+                <w:szCs w:val="22"/>
+              </w:rPr>
+            </w:pPr>
+            <w:r>
+              <w:rPr>
+                <w:rFonts w:ascii="Segoe UI" w:hAnsi="Segoe UI" w:cs="Segoe UI"/>
+                <w:sz w:val="22"/>
+                <w:szCs w:val="22"/>
+              </w:rPr>
+              <w:t>auto-wasm-console-bounded-run.log</w:t>
             </w:r>
           </w:p>
           <w:p>
@@ -4584,15 +6113,6 @@
         </w:tc>
       </w:tr>
     </w:tbl>
-    <w:p>
-      <w:pPr>
-        <w:rPr>
-          <w:rFonts w:ascii="Segoe UI" w:hAnsi="Segoe UI" w:cs="Segoe UI"/>
-          <w:sz w:val="22"/>
-          <w:szCs w:val="22"/>
-        </w:rPr>
-      </w:pPr>
-    </w:p>
     <w:p>
       <w:pPr>
         <w:rPr>
@@ -4643,6 +6163,7 @@
           <w:szCs w:val="26"/>
           <w:u w:val="single"/>
         </w:rPr>
+        <w:lastRenderedPageBreak/>
         <w:t>Observations:</w:t>
       </w:r>
     </w:p>
@@ -4671,6 +6192,8 @@
       <w:pPr>
         <w:rPr>
           <w:rFonts w:ascii="Segoe UI" w:hAnsi="Segoe UI" w:cs="Segoe UI"/>
+          <w:b/>
+          <w:bCs/>
           <w:sz w:val="22"/>
           <w:szCs w:val="22"/>
         </w:rPr>
@@ -4819,6 +6342,8 @@
       <w:pPr>
         <w:rPr>
           <w:rFonts w:ascii="Segoe UI" w:hAnsi="Segoe UI" w:cs="Segoe UI"/>
+          <w:b/>
+          <w:bCs/>
           <w:sz w:val="22"/>
           <w:szCs w:val="22"/>
         </w:rPr>
@@ -4872,12 +6397,20 @@
       <w:pPr>
         <w:rPr>
           <w:rFonts w:ascii="Segoe UI" w:hAnsi="Segoe UI" w:cs="Segoe UI"/>
+          <w:sz w:val="22"/>
+          <w:szCs w:val="22"/>
+        </w:rPr>
+      </w:pPr>
+      <w:r>
+        <w:rPr>
+          <w:rFonts w:ascii="Segoe UI" w:hAnsi="Segoe UI" w:cs="Segoe UI"/>
           <w:b/>
           <w:bCs/>
           <w:sz w:val="22"/>
           <w:szCs w:val="22"/>
         </w:rPr>
-      </w:pPr>
+        <w:t xml:space="preserve">Observation </w:t>
+      </w:r>
       <w:r>
         <w:rPr>
           <w:rFonts w:ascii="Segoe UI" w:hAnsi="Segoe UI" w:cs="Segoe UI"/>
@@ -4886,27 +6419,26 @@
           <w:sz w:val="22"/>
           <w:szCs w:val="22"/>
         </w:rPr>
-        <w:br w:type="page"/>
+        <w:t>5</w:t>
       </w:r>
     </w:p>
     <w:p>
       <w:pPr>
         <w:rPr>
           <w:rFonts w:ascii="Segoe UI" w:hAnsi="Segoe UI" w:cs="Segoe UI"/>
-          <w:sz w:val="22"/>
-          <w:szCs w:val="22"/>
-        </w:rPr>
-      </w:pPr>
-      <w:r>
-        <w:rPr>
-          <w:rFonts w:ascii="Segoe UI" w:hAnsi="Segoe UI" w:cs="Segoe UI"/>
           <w:b/>
           <w:bCs/>
           <w:sz w:val="22"/>
           <w:szCs w:val="22"/>
         </w:rPr>
-        <w:lastRenderedPageBreak/>
-        <w:t xml:space="preserve">Observation </w:t>
+      </w:pPr>
+      <w:r>
+        <w:rPr>
+          <w:rFonts w:ascii="Segoe UI" w:hAnsi="Segoe UI" w:cs="Segoe UI"/>
+          <w:sz w:val="22"/>
+          <w:szCs w:val="22"/>
+        </w:rPr>
+        <w:t>Prepend anchoring depended on the renderer selected. Interactive Server and Auto-Server did not keep stable item </w:t>
       </w:r>
       <w:r>
         <w:rPr>
@@ -4916,7 +6448,51 @@
           <w:sz w:val="22"/>
           <w:szCs w:val="22"/>
         </w:rPr>
-        <w:t>5</w:t>
+        <w:t>50000</w:t>
+      </w:r>
+      <w:r>
+        <w:rPr>
+          <w:rFonts w:ascii="Segoe UI" w:hAnsi="Segoe UI" w:cs="Segoe UI"/>
+          <w:sz w:val="22"/>
+          <w:szCs w:val="22"/>
+        </w:rPr>
+        <w:t xml:space="preserve"> at the same viewport position after three prepend batches. Interactive </w:t>
+      </w:r>
+      <w:proofErr w:type="spellStart"/>
+      <w:r>
+        <w:rPr>
+          <w:rFonts w:ascii="Segoe UI" w:hAnsi="Segoe UI" w:cs="Segoe UI"/>
+          <w:sz w:val="22"/>
+          <w:szCs w:val="22"/>
+        </w:rPr>
+        <w:t>WebAssembly</w:t>
+      </w:r>
+      <w:proofErr w:type="spellEnd"/>
+      <w:r>
+        <w:rPr>
+          <w:rFonts w:ascii="Segoe UI" w:hAnsi="Segoe UI" w:cs="Segoe UI"/>
+          <w:sz w:val="22"/>
+          <w:szCs w:val="22"/>
+        </w:rPr>
+        <w:t xml:space="preserve"> and Auto-</w:t>
+      </w:r>
+      <w:proofErr w:type="spellStart"/>
+      <w:r>
+        <w:rPr>
+          <w:rFonts w:ascii="Segoe UI" w:hAnsi="Segoe UI" w:cs="Segoe UI"/>
+          <w:sz w:val="22"/>
+          <w:szCs w:val="22"/>
+        </w:rPr>
+        <w:t>WebAssembly</w:t>
+      </w:r>
+      <w:proofErr w:type="spellEnd"/>
+      <w:r>
+        <w:rPr>
+          <w:rFonts w:ascii="Segoe UI" w:hAnsi="Segoe UI" w:cs="Segoe UI"/>
+          <w:sz w:val="22"/>
+          <w:szCs w:val="22"/>
+        </w:rPr>
+        <w:t xml:space="preserve"> preserved the expected item and viewport position.</w:t>
       </w:r>
     </w:p>
     <w:p>
@@ -4930,82 +6506,22 @@
       <w:r>
         <w:rPr>
           <w:rFonts w:ascii="Segoe UI" w:hAnsi="Segoe UI" w:cs="Segoe UI"/>
-          <w:sz w:val="22"/>
-          <w:szCs w:val="22"/>
-        </w:rPr>
-        <w:t xml:space="preserve">Prepend anchoring </w:t>
-      </w:r>
-      <w:proofErr w:type="gramStart"/>
-      <w:r>
-        <w:rPr>
-          <w:rFonts w:ascii="Segoe UI" w:hAnsi="Segoe UI" w:cs="Segoe UI"/>
-          <w:sz w:val="22"/>
-          <w:szCs w:val="22"/>
-        </w:rPr>
-        <w:t>depended</w:t>
-      </w:r>
-      <w:proofErr w:type="gramEnd"/>
-      <w:r>
-        <w:rPr>
-          <w:rFonts w:ascii="Segoe UI" w:hAnsi="Segoe UI" w:cs="Segoe UI"/>
-          <w:sz w:val="22"/>
-          <w:szCs w:val="22"/>
-        </w:rPr>
-        <w:t xml:space="preserve"> on the renderer selected. Interactive Server and Auto-Server did not keep stable item </w:t>
-      </w:r>
-      <w:r>
-        <w:rPr>
-          <w:rFonts w:ascii="Segoe UI" w:hAnsi="Segoe UI" w:cs="Segoe UI"/>
           <w:b/>
           <w:bCs/>
           <w:sz w:val="22"/>
           <w:szCs w:val="22"/>
         </w:rPr>
-        <w:t>50000</w:t>
-      </w:r>
-      <w:r>
-        <w:rPr>
-          <w:rFonts w:ascii="Segoe UI" w:hAnsi="Segoe UI" w:cs="Segoe UI"/>
-          <w:sz w:val="22"/>
-          <w:szCs w:val="22"/>
-        </w:rPr>
-        <w:t xml:space="preserve"> at the same viewport position after three prepend batches. Interactive </w:t>
-      </w:r>
-      <w:proofErr w:type="spellStart"/>
-      <w:r>
-        <w:rPr>
-          <w:rFonts w:ascii="Segoe UI" w:hAnsi="Segoe UI" w:cs="Segoe UI"/>
-          <w:sz w:val="22"/>
-          <w:szCs w:val="22"/>
-        </w:rPr>
-        <w:t>WebAssembly</w:t>
-      </w:r>
-      <w:proofErr w:type="spellEnd"/>
-      <w:r>
-        <w:rPr>
-          <w:rFonts w:ascii="Segoe UI" w:hAnsi="Segoe UI" w:cs="Segoe UI"/>
-          <w:sz w:val="22"/>
-          <w:szCs w:val="22"/>
-        </w:rPr>
-        <w:t xml:space="preserve"> and Auto-</w:t>
-      </w:r>
-      <w:proofErr w:type="spellStart"/>
-      <w:r>
-        <w:rPr>
-          <w:rFonts w:ascii="Segoe UI" w:hAnsi="Segoe UI" w:cs="Segoe UI"/>
-          <w:sz w:val="22"/>
-          <w:szCs w:val="22"/>
-        </w:rPr>
-        <w:t>WebAssembly</w:t>
-      </w:r>
-      <w:proofErr w:type="spellEnd"/>
-      <w:r>
-        <w:rPr>
-          <w:rFonts w:ascii="Segoe UI" w:hAnsi="Segoe UI" w:cs="Segoe UI"/>
-          <w:sz w:val="22"/>
-          <w:szCs w:val="22"/>
-        </w:rPr>
-        <w:t xml:space="preserve"> preserved the expected item and viewport position.</w:t>
+        <w:t xml:space="preserve">Observation </w:t>
+      </w:r>
+      <w:r>
+        <w:rPr>
+          <w:rFonts w:ascii="Segoe UI" w:hAnsi="Segoe UI" w:cs="Segoe UI"/>
+          <w:b/>
+          <w:bCs/>
+          <w:sz w:val="22"/>
+          <w:szCs w:val="22"/>
+        </w:rPr>
+        <w:t>6</w:t>
       </w:r>
     </w:p>
     <w:p>
@@ -5016,6 +6532,7 @@
           <w:szCs w:val="22"/>
         </w:rPr>
       </w:pPr>
+      <w:proofErr w:type="spellStart"/>
       <w:r>
         <w:rPr>
           <w:rFonts w:ascii="Segoe UI" w:hAnsi="Segoe UI" w:cs="Segoe UI"/>
@@ -5024,8 +6541,18 @@
           <w:sz w:val="22"/>
           <w:szCs w:val="22"/>
         </w:rPr>
-        <w:t xml:space="preserve">Observation </w:t>
-      </w:r>
+        <w:t>InitialItemIndex</w:t>
+      </w:r>
+      <w:proofErr w:type="spellEnd"/>
+      <w:r>
+        <w:rPr>
+          <w:rFonts w:ascii="Segoe UI" w:hAnsi="Segoe UI" w:cs="Segoe UI"/>
+          <w:sz w:val="22"/>
+          <w:szCs w:val="22"/>
+        </w:rPr>
+        <w:t xml:space="preserve">, </w:t>
+      </w:r>
+      <w:proofErr w:type="spellStart"/>
       <w:r>
         <w:rPr>
           <w:rFonts w:ascii="Segoe UI" w:hAnsi="Segoe UI" w:cs="Segoe UI"/>
@@ -5034,7 +6561,92 @@
           <w:sz w:val="22"/>
           <w:szCs w:val="22"/>
         </w:rPr>
-        <w:t>6</w:t>
+        <w:t>ScrollToItemAsync</w:t>
+      </w:r>
+      <w:proofErr w:type="spellEnd"/>
+      <w:r>
+        <w:rPr>
+          <w:rFonts w:ascii="Segoe UI" w:hAnsi="Segoe UI" w:cs="Segoe UI"/>
+          <w:sz w:val="22"/>
+          <w:szCs w:val="22"/>
+        </w:rPr>
+        <w:t xml:space="preserve">, </w:t>
+      </w:r>
+      <w:proofErr w:type="spellStart"/>
+      <w:r>
+        <w:rPr>
+          <w:rFonts w:ascii="Segoe UI" w:hAnsi="Segoe UI" w:cs="Segoe UI"/>
+          <w:b/>
+          <w:bCs/>
+          <w:sz w:val="22"/>
+          <w:szCs w:val="22"/>
+        </w:rPr>
+        <w:t>AnchorMode</w:t>
+      </w:r>
+      <w:proofErr w:type="spellEnd"/>
+      <w:r>
+        <w:rPr>
+          <w:rFonts w:ascii="Segoe UI" w:hAnsi="Segoe UI" w:cs="Segoe UI"/>
+          <w:sz w:val="22"/>
+          <w:szCs w:val="22"/>
+        </w:rPr>
+        <w:t xml:space="preserve">, and </w:t>
+      </w:r>
+      <w:proofErr w:type="spellStart"/>
+      <w:r>
+        <w:rPr>
+          <w:rFonts w:ascii="Segoe UI" w:hAnsi="Segoe UI" w:cs="Segoe UI"/>
+          <w:b/>
+          <w:bCs/>
+          <w:sz w:val="22"/>
+          <w:szCs w:val="22"/>
+        </w:rPr>
+        <w:t>ItemComparer</w:t>
+      </w:r>
+      <w:proofErr w:type="spellEnd"/>
+      <w:r>
+        <w:rPr>
+          <w:rFonts w:ascii="Segoe UI" w:hAnsi="Segoe UI" w:cs="Segoe UI"/>
+          <w:sz w:val="22"/>
+          <w:szCs w:val="22"/>
+        </w:rPr>
+        <w:t xml:space="preserve"> were available in the .NET 11 </w:t>
+      </w:r>
+      <w:proofErr w:type="spellStart"/>
+      <w:r>
+        <w:rPr>
+          <w:rFonts w:ascii="Segoe UI" w:hAnsi="Segoe UI" w:cs="Segoe UI"/>
+          <w:sz w:val="22"/>
+          <w:szCs w:val="22"/>
+        </w:rPr>
+        <w:t>QuickGrid</w:t>
+      </w:r>
+      <w:proofErr w:type="spellEnd"/>
+      <w:r>
+        <w:rPr>
+          <w:rFonts w:ascii="Segoe UI" w:hAnsi="Segoe UI" w:cs="Segoe UI"/>
+          <w:sz w:val="22"/>
+          <w:szCs w:val="22"/>
+        </w:rPr>
+        <w:t xml:space="preserve"> and virtualization documentation. The documentation explained initial positioning, last-call-wins scrolling, dynamic-data anchoring, and identity comparison. The conceptual documentation used `</w:t>
+      </w:r>
+      <w:proofErr w:type="spellStart"/>
+      <w:r>
+        <w:rPr>
+          <w:rFonts w:ascii="Segoe UI" w:hAnsi="Segoe UI" w:cs="Segoe UI"/>
+          <w:sz w:val="22"/>
+          <w:szCs w:val="22"/>
+        </w:rPr>
+        <w:t>VirtualizeAnchorMode.Start</w:t>
+      </w:r>
+      <w:proofErr w:type="spellEnd"/>
+      <w:r>
+        <w:rPr>
+          <w:rFonts w:ascii="Segoe UI" w:hAnsi="Segoe UI" w:cs="Segoe UI"/>
+          <w:sz w:val="22"/>
+          <w:szCs w:val="22"/>
+        </w:rPr>
+        <w:t>`, which compiled against the tested RC1 build.</w:t>
       </w:r>
     </w:p>
     <w:p>
@@ -5045,7 +6657,6 @@
           <w:szCs w:val="22"/>
         </w:rPr>
       </w:pPr>
-      <w:proofErr w:type="spellStart"/>
       <w:r>
         <w:rPr>
           <w:rFonts w:ascii="Segoe UI" w:hAnsi="Segoe UI" w:cs="Segoe UI"/>
@@ -5054,18 +6665,8 @@
           <w:sz w:val="22"/>
           <w:szCs w:val="22"/>
         </w:rPr>
-        <w:t>InitialItemIndex</w:t>
-      </w:r>
-      <w:proofErr w:type="spellEnd"/>
-      <w:r>
-        <w:rPr>
-          <w:rFonts w:ascii="Segoe UI" w:hAnsi="Segoe UI" w:cs="Segoe UI"/>
-          <w:sz w:val="22"/>
-          <w:szCs w:val="22"/>
-        </w:rPr>
-        <w:t xml:space="preserve">, </w:t>
-      </w:r>
-      <w:proofErr w:type="spellStart"/>
+        <w:t xml:space="preserve">Observation </w:t>
+      </w:r>
       <w:r>
         <w:rPr>
           <w:rFonts w:ascii="Segoe UI" w:hAnsi="Segoe UI" w:cs="Segoe UI"/>
@@ -5074,16 +6675,24 @@
           <w:sz w:val="22"/>
           <w:szCs w:val="22"/>
         </w:rPr>
-        <w:t>ScrollToItemAsync</w:t>
-      </w:r>
-      <w:proofErr w:type="spellEnd"/>
-      <w:r>
-        <w:rPr>
-          <w:rFonts w:ascii="Segoe UI" w:hAnsi="Segoe UI" w:cs="Segoe UI"/>
-          <w:sz w:val="22"/>
-          <w:szCs w:val="22"/>
-        </w:rPr>
-        <w:t xml:space="preserve">, </w:t>
+        <w:t>7</w:t>
+      </w:r>
+    </w:p>
+    <w:p>
+      <w:pPr>
+        <w:rPr>
+          <w:rFonts w:ascii="Segoe UI" w:hAnsi="Segoe UI" w:cs="Segoe UI"/>
+          <w:sz w:val="22"/>
+          <w:szCs w:val="22"/>
+        </w:rPr>
+      </w:pPr>
+      <w:r>
+        <w:rPr>
+          <w:rFonts w:ascii="Segoe UI" w:hAnsi="Segoe UI" w:cs="Segoe UI"/>
+          <w:sz w:val="22"/>
+          <w:szCs w:val="22"/>
+        </w:rPr>
+        <w:t>The ASP0030 diagnostic correctly identified </w:t>
       </w:r>
       <w:proofErr w:type="spellStart"/>
       <w:r>
@@ -5103,7 +6712,7 @@
           <w:sz w:val="22"/>
           <w:szCs w:val="22"/>
         </w:rPr>
-        <w:t xml:space="preserve">, and </w:t>
+        <w:t> and </w:t>
       </w:r>
       <w:proofErr w:type="spellStart"/>
       <w:r>
@@ -5123,53 +6732,9 @@
           <w:sz w:val="22"/>
           <w:szCs w:val="22"/>
         </w:rPr>
-        <w:t xml:space="preserve"> were available in the .NET 11 </w:t>
+        <w:t> as experimental APIs. However, its help link redirected to a generic Bing page instead of ASP0030-specific guidance. The project was able to opt in by adding ASP0030 to the </w:t>
       </w:r>
       <w:proofErr w:type="spellStart"/>
-      <w:r>
-        <w:rPr>
-          <w:rFonts w:ascii="Segoe UI" w:hAnsi="Segoe UI" w:cs="Segoe UI"/>
-          <w:sz w:val="22"/>
-          <w:szCs w:val="22"/>
-        </w:rPr>
-        <w:t>QuickGrid</w:t>
-      </w:r>
-      <w:proofErr w:type="spellEnd"/>
-      <w:r>
-        <w:rPr>
-          <w:rFonts w:ascii="Segoe UI" w:hAnsi="Segoe UI" w:cs="Segoe UI"/>
-          <w:sz w:val="22"/>
-          <w:szCs w:val="22"/>
-        </w:rPr>
-        <w:t xml:space="preserve"> and virtualization documentation. The documentation explained initial positioning, last-call-wins scrolling, dynamic-data anchoring, and identity comparison. The conceptual documentation used `</w:t>
-      </w:r>
-      <w:proofErr w:type="spellStart"/>
-      <w:r>
-        <w:rPr>
-          <w:rFonts w:ascii="Segoe UI" w:hAnsi="Segoe UI" w:cs="Segoe UI"/>
-          <w:sz w:val="22"/>
-          <w:szCs w:val="22"/>
-        </w:rPr>
-        <w:t>VirtualizeAnchorMode.Start</w:t>
-      </w:r>
-      <w:proofErr w:type="spellEnd"/>
-      <w:r>
-        <w:rPr>
-          <w:rFonts w:ascii="Segoe UI" w:hAnsi="Segoe UI" w:cs="Segoe UI"/>
-          <w:sz w:val="22"/>
-          <w:szCs w:val="22"/>
-        </w:rPr>
-        <w:t>`, which compiled against the tested RC1 build.</w:t>
-      </w:r>
-    </w:p>
-    <w:p>
-      <w:pPr>
-        <w:rPr>
-          <w:rFonts w:ascii="Segoe UI" w:hAnsi="Segoe UI" w:cs="Segoe UI"/>
-          <w:sz w:val="22"/>
-          <w:szCs w:val="22"/>
-        </w:rPr>
-      </w:pPr>
       <w:r>
         <w:rPr>
           <w:rFonts w:ascii="Segoe UI" w:hAnsi="Segoe UI" w:cs="Segoe UI"/>
@@ -5178,45 +6743,7 @@
           <w:sz w:val="22"/>
           <w:szCs w:val="22"/>
         </w:rPr>
-        <w:t xml:space="preserve">Observation </w:t>
-      </w:r>
-      <w:r>
-        <w:rPr>
-          <w:rFonts w:ascii="Segoe UI" w:hAnsi="Segoe UI" w:cs="Segoe UI"/>
-          <w:b/>
-          <w:bCs/>
-          <w:sz w:val="22"/>
-          <w:szCs w:val="22"/>
-        </w:rPr>
-        <w:t>7</w:t>
-      </w:r>
-    </w:p>
-    <w:p>
-      <w:pPr>
-        <w:rPr>
-          <w:rFonts w:ascii="Segoe UI" w:hAnsi="Segoe UI" w:cs="Segoe UI"/>
-          <w:sz w:val="22"/>
-          <w:szCs w:val="22"/>
-        </w:rPr>
-      </w:pPr>
-      <w:r>
-        <w:rPr>
-          <w:rFonts w:ascii="Segoe UI" w:hAnsi="Segoe UI" w:cs="Segoe UI"/>
-          <w:sz w:val="22"/>
-          <w:szCs w:val="22"/>
-        </w:rPr>
-        <w:t>The ASP0030 diagnostic correctly identified </w:t>
-      </w:r>
-      <w:proofErr w:type="spellStart"/>
-      <w:r>
-        <w:rPr>
-          <w:rFonts w:ascii="Segoe UI" w:hAnsi="Segoe UI" w:cs="Segoe UI"/>
-          <w:b/>
-          <w:bCs/>
-          <w:sz w:val="22"/>
-          <w:szCs w:val="22"/>
-        </w:rPr>
-        <w:t>AnchorMode</w:t>
+        <w:t>NoWarn</w:t>
       </w:r>
       <w:proofErr w:type="spellEnd"/>
       <w:r>
@@ -5225,118 +6752,7 @@
           <w:sz w:val="22"/>
           <w:szCs w:val="22"/>
         </w:rPr>
-        <w:t> and </w:t>
-      </w:r>
-      <w:proofErr w:type="spellStart"/>
-      <w:r>
-        <w:rPr>
-          <w:rFonts w:ascii="Segoe UI" w:hAnsi="Segoe UI" w:cs="Segoe UI"/>
-          <w:b/>
-          <w:bCs/>
-          <w:sz w:val="22"/>
-          <w:szCs w:val="22"/>
-        </w:rPr>
-        <w:t>ItemComparer</w:t>
-      </w:r>
-      <w:proofErr w:type="spellEnd"/>
-      <w:r>
-        <w:rPr>
-          <w:rFonts w:ascii="Segoe UI" w:hAnsi="Segoe UI" w:cs="Segoe UI"/>
-          <w:sz w:val="22"/>
-          <w:szCs w:val="22"/>
-        </w:rPr>
-        <w:t xml:space="preserve"> as experimental APIs. However, </w:t>
-      </w:r>
-      <w:proofErr w:type="gramStart"/>
-      <w:r>
-        <w:rPr>
-          <w:rFonts w:ascii="Segoe UI" w:hAnsi="Segoe UI" w:cs="Segoe UI"/>
-          <w:sz w:val="22"/>
-          <w:szCs w:val="22"/>
-        </w:rPr>
-        <w:t>its</w:t>
-      </w:r>
-      <w:proofErr w:type="gramEnd"/>
-      <w:r>
-        <w:rPr>
-          <w:rFonts w:ascii="Segoe UI" w:hAnsi="Segoe UI" w:cs="Segoe UI"/>
-          <w:sz w:val="22"/>
-          <w:szCs w:val="22"/>
-        </w:rPr>
-        <w:t xml:space="preserve"> help link </w:t>
-      </w:r>
-      <w:proofErr w:type="gramStart"/>
-      <w:r>
-        <w:rPr>
-          <w:rFonts w:ascii="Segoe UI" w:hAnsi="Segoe UI" w:cs="Segoe UI"/>
-          <w:sz w:val="22"/>
-          <w:szCs w:val="22"/>
-        </w:rPr>
-        <w:t>redirected</w:t>
-      </w:r>
-      <w:proofErr w:type="gramEnd"/>
-      <w:r>
-        <w:rPr>
-          <w:rFonts w:ascii="Segoe UI" w:hAnsi="Segoe UI" w:cs="Segoe UI"/>
-          <w:sz w:val="22"/>
-          <w:szCs w:val="22"/>
-        </w:rPr>
-        <w:t xml:space="preserve"> to a generic Bing page instead of ASP0030-specific guidance. The project was able to opt in by adding ASP0030 to the </w:t>
-      </w:r>
-      <w:proofErr w:type="spellStart"/>
-      <w:r>
-        <w:rPr>
-          <w:rFonts w:ascii="Segoe UI" w:hAnsi="Segoe UI" w:cs="Segoe UI"/>
-          <w:b/>
-          <w:bCs/>
-          <w:sz w:val="22"/>
-          <w:szCs w:val="22"/>
-        </w:rPr>
-        <w:t>NoWarn</w:t>
-      </w:r>
-      <w:proofErr w:type="spellEnd"/>
-      <w:r>
-        <w:rPr>
-          <w:rFonts w:ascii="Segoe UI" w:hAnsi="Segoe UI" w:cs="Segoe UI"/>
-          <w:sz w:val="22"/>
-          <w:szCs w:val="22"/>
-        </w:rPr>
         <w:t> property.</w:t>
-      </w:r>
-    </w:p>
-    <w:p>
-      <w:pPr>
-        <w:rPr>
-          <w:rFonts w:ascii="Segoe UI" w:hAnsi="Segoe UI" w:cs="Segoe UI"/>
-          <w:b/>
-          <w:bCs/>
-          <w:sz w:val="26"/>
-          <w:szCs w:val="26"/>
-        </w:rPr>
-      </w:pPr>
-      <w:r>
-        <w:rPr>
-          <w:rFonts w:ascii="Segoe UI" w:hAnsi="Segoe UI" w:cs="Segoe UI"/>
-          <w:sz w:val="22"/>
-          <w:szCs w:val="22"/>
-        </w:rPr>
-        <w:t>-----</w:t>
-      </w:r>
-      <w:r>
-        <w:rPr>
-          <w:rFonts w:ascii="Segoe UI" w:hAnsi="Segoe UI" w:cs="Segoe UI"/>
-          <w:sz w:val="22"/>
-          <w:szCs w:val="22"/>
-        </w:rPr>
-        <w:t>-----------------------------------------------------------------------------------------------</w:t>
-      </w:r>
-      <w:r>
-        <w:rPr>
-          <w:rFonts w:ascii="Segoe UI" w:hAnsi="Segoe UI" w:cs="Segoe UI"/>
-          <w:sz w:val="22"/>
-          <w:szCs w:val="22"/>
-        </w:rPr>
-        <w:t>------</w:t>
       </w:r>
     </w:p>
     <w:p>
@@ -5353,12 +6769,49 @@
       <w:r>
         <w:rPr>
           <w:rFonts w:ascii="Segoe UI" w:hAnsi="Segoe UI" w:cs="Segoe UI"/>
+          <w:sz w:val="22"/>
+          <w:szCs w:val="22"/>
+        </w:rPr>
+        <w:t>-----</w:t>
+      </w:r>
+      <w:r>
+        <w:rPr>
+          <w:rFonts w:ascii="Segoe UI" w:hAnsi="Segoe UI" w:cs="Segoe UI"/>
+          <w:sz w:val="22"/>
+          <w:szCs w:val="22"/>
+        </w:rPr>
+        <w:t>-----------------------------------------------------------------------------------------------</w:t>
+      </w:r>
+      <w:r>
+        <w:rPr>
+          <w:rFonts w:ascii="Segoe UI" w:hAnsi="Segoe UI" w:cs="Segoe UI"/>
+          <w:sz w:val="22"/>
+          <w:szCs w:val="22"/>
+        </w:rPr>
+        <w:t>------</w:t>
+      </w:r>
+    </w:p>
+    <w:p>
+      <w:pPr>
+        <w:rPr>
+          <w:rFonts w:ascii="Segoe UI" w:hAnsi="Segoe UI" w:cs="Segoe UI"/>
           <w:b/>
           <w:bCs/>
           <w:sz w:val="26"/>
           <w:szCs w:val="26"/>
           <w:u w:val="single"/>
         </w:rPr>
+      </w:pPr>
+      <w:r>
+        <w:rPr>
+          <w:rFonts w:ascii="Segoe UI" w:hAnsi="Segoe UI" w:cs="Segoe UI"/>
+          <w:b/>
+          <w:bCs/>
+          <w:sz w:val="26"/>
+          <w:szCs w:val="26"/>
+          <w:u w:val="single"/>
+        </w:rPr>
+        <w:lastRenderedPageBreak/>
         <w:t>Findings</w:t>
       </w:r>
     </w:p>
@@ -5537,25 +6990,7 @@
           <w:sz w:val="22"/>
           <w:szCs w:val="22"/>
         </w:rPr>
-        <w:t xml:space="preserve"> </w:t>
-      </w:r>
-      <w:proofErr w:type="gramStart"/>
-      <w:r>
-        <w:rPr>
-          <w:rFonts w:ascii="Segoe UI" w:hAnsi="Segoe UI" w:cs="Segoe UI"/>
-          <w:sz w:val="22"/>
-          <w:szCs w:val="22"/>
-        </w:rPr>
-        <w:t>preserved item</w:t>
-      </w:r>
-      <w:proofErr w:type="gramEnd"/>
-      <w:r>
-        <w:rPr>
-          <w:rFonts w:ascii="Segoe UI" w:hAnsi="Segoe UI" w:cs="Segoe UI"/>
-          <w:sz w:val="22"/>
-          <w:szCs w:val="22"/>
-        </w:rPr>
-        <w:t> </w:t>
+        <w:t xml:space="preserve"> preserved item </w:t>
       </w:r>
       <w:r>
         <w:rPr>
@@ -5729,35 +7164,19 @@
         </w:numPr>
         <w:rPr>
           <w:rFonts w:ascii="Segoe UI" w:hAnsi="Segoe UI" w:cs="Segoe UI"/>
-          <w:sz w:val="22"/>
-          <w:szCs w:val="22"/>
-        </w:rPr>
-      </w:pPr>
-      <w:r>
-        <w:rPr>
-          <w:rFonts w:ascii="Segoe UI" w:hAnsi="Segoe UI" w:cs="Segoe UI"/>
-          <w:sz w:val="22"/>
-          <w:szCs w:val="22"/>
-        </w:rPr>
-        <w:t xml:space="preserve">Observe that stable item 50000 is no longer </w:t>
-      </w:r>
-      <w:proofErr w:type="gramStart"/>
-      <w:r>
-        <w:rPr>
-          <w:rFonts w:ascii="Segoe UI" w:hAnsi="Segoe UI" w:cs="Segoe UI"/>
-          <w:sz w:val="22"/>
-          <w:szCs w:val="22"/>
-        </w:rPr>
-        <w:t>at</w:t>
-      </w:r>
-      <w:proofErr w:type="gramEnd"/>
-      <w:r>
-        <w:rPr>
-          <w:rFonts w:ascii="Segoe UI" w:hAnsi="Segoe UI" w:cs="Segoe UI"/>
-          <w:sz w:val="22"/>
-          <w:szCs w:val="22"/>
-        </w:rPr>
-        <w:t xml:space="preserve"> the same viewport position.</w:t>
+          <w:b/>
+          <w:bCs/>
+          <w:sz w:val="22"/>
+          <w:szCs w:val="22"/>
+        </w:rPr>
+      </w:pPr>
+      <w:r>
+        <w:rPr>
+          <w:rFonts w:ascii="Segoe UI" w:hAnsi="Segoe UI" w:cs="Segoe UI"/>
+          <w:sz w:val="22"/>
+          <w:szCs w:val="22"/>
+        </w:rPr>
+        <w:t>Observe that stable item 50000 is no longer at the same viewport position.</w:t>
       </w:r>
     </w:p>
     <w:p>
@@ -5776,7 +7195,6 @@
           <w:sz w:val="22"/>
           <w:szCs w:val="22"/>
         </w:rPr>
-        <w:lastRenderedPageBreak/>
         <w:t>Finding 2: Duplicate provider requests during append and prepend</w:t>
       </w:r>
     </w:p>
@@ -6022,6 +7440,7 @@
           <w:sz w:val="22"/>
           <w:szCs w:val="22"/>
         </w:rPr>
+        <w:lastRenderedPageBreak/>
         <w:t xml:space="preserve">Finding </w:t>
       </w:r>
       <w:r>
@@ -6267,34 +7686,8 @@
           <w:szCs w:val="26"/>
           <w:u w:val="single"/>
         </w:rPr>
-        <w:br w:type="page"/>
-      </w:r>
-    </w:p>
-    <w:p>
-      <w:pPr>
-        <w:rPr>
-          <w:rFonts w:ascii="Segoe UI" w:hAnsi="Segoe UI" w:cs="Segoe UI"/>
-          <w:b/>
-          <w:bCs/>
-          <w:sz w:val="26"/>
-          <w:szCs w:val="26"/>
-          <w:u w:val="single"/>
-        </w:rPr>
-      </w:pPr>
-      <w:proofErr w:type="gramStart"/>
-      <w:r>
-        <w:rPr>
-          <w:rFonts w:ascii="Segoe UI" w:hAnsi="Segoe UI" w:cs="Segoe UI"/>
-          <w:b/>
-          <w:bCs/>
-          <w:sz w:val="26"/>
-          <w:szCs w:val="26"/>
-          <w:u w:val="single"/>
-        </w:rPr>
-        <w:lastRenderedPageBreak/>
         <w:t>Final Result</w:t>
       </w:r>
-      <w:proofErr w:type="gramEnd"/>
     </w:p>
     <w:p>
       <w:pPr>
@@ -7308,7 +8701,7 @@
   <w:abstractNum w:abstractNumId="8" w15:restartNumberingAfterBreak="0">
     <w:nsid w:val="37864D78"/>
     <w:multiLevelType w:val="multilevel"/>
-    <w:tmpl w:val="8E3C272A"/>
+    <w:tmpl w:val="38684184"/>
     <w:lvl w:ilvl="0">
       <w:start w:val="1"/>
       <w:numFmt w:val="decimal"/>
@@ -7316,10 +8709,14 @@
       <w:lvlJc w:val="left"/>
       <w:pPr>
         <w:tabs>
-          <w:tab w:val="num" w:pos="720"/>
+          <w:tab w:val="num" w:pos="1440"/>
         </w:tabs>
-        <w:ind w:left="720" w:hanging="360"/>
-      </w:pPr>
+        <w:ind w:left="1440" w:hanging="360"/>
+      </w:pPr>
+      <w:rPr>
+        <w:b w:val="0"/>
+        <w:bCs w:val="0"/>
+      </w:rPr>
     </w:lvl>
     <w:lvl w:ilvl="1" w:tentative="1">
       <w:start w:val="1"/>
@@ -8351,7 +9748,7 @@
   <w:style w:type="paragraph" w:default="1" w:styleId="Normal">
     <w:name w:val="Normal"/>
     <w:qFormat/>
-    <w:rsid w:val="00597C40"/>
+    <w:rsid w:val="0014725D"/>
   </w:style>
   <w:style w:type="paragraph" w:styleId="Heading1">
     <w:name w:val="heading 1"/>
